--- a/APLOS/POPResources/Templates/LocalTaxInvoice20204.docx
+++ b/APLOS/POPResources/Templates/LocalTaxInvoice20204.docx
@@ -91,14 +91,18 @@
               <w:t xml:space="preserve"> </w:t>
             </w:r>
             <w:r>
+              <w:t xml:space="preserve"> </w:t>
+            </w:r>
+            <w:r>
               <w:rPr>
                 <w:rFonts w:ascii="Arial Narrow" w:hAnsi="Arial Narrow" w:cs="Tahoma"/>
                 <w:bCs/>
                 <w:sz w:val="20"/>
                 <w:szCs w:val="20"/>
               </w:rPr>
-              <w:t>Village:</w:t>
-            </w:r>
+              <w:t xml:space="preserve">Plot No 615, on Ranchi Tata Road </w:t>
+            </w:r>
+            <w:proofErr w:type="spellStart"/>
             <w:r>
               <w:rPr>
                 <w:rFonts w:ascii="Arial Narrow" w:hAnsi="Arial Narrow" w:cs="Tahoma"/>
@@ -106,9 +110,9 @@
                 <w:sz w:val="20"/>
                 <w:szCs w:val="20"/>
               </w:rPr>
-              <w:t xml:space="preserve"> - </w:t>
-            </w:r>
-            <w:proofErr w:type="spellStart"/>
+              <w:t>Vill-Panch</w:t>
+            </w:r>
+            <w:proofErr w:type="spellEnd"/>
             <w:r>
               <w:rPr>
                 <w:rFonts w:ascii="Arial Narrow" w:hAnsi="Arial Narrow" w:cs="Tahoma"/>
@@ -116,89 +120,84 @@
                 <w:sz w:val="20"/>
                 <w:szCs w:val="20"/>
               </w:rPr>
-              <w:t>Akbarpur</w:t>
-            </w:r>
-            <w:proofErr w:type="spellEnd"/>
-            <w:r>
+              <w:t>, Thana-Bundu, Ranchi Jharkhand</w:t>
+            </w:r>
+          </w:p>
+          <w:p>
+            <w:pPr>
               <w:rPr>
                 <w:rFonts w:ascii="Arial Narrow" w:hAnsi="Arial Narrow" w:cs="Tahoma"/>
                 <w:bCs/>
                 <w:sz w:val="20"/>
                 <w:szCs w:val="20"/>
               </w:rPr>
-              <w:t xml:space="preserve"> </w:t>
-            </w:r>
-            <w:proofErr w:type="spellStart"/>
-            <w:r>
-              <w:rPr>
-                <w:rFonts w:ascii="Arial Narrow" w:hAnsi="Arial Narrow" w:cs="Tahoma"/>
+            </w:pPr>
+            <w:r>
+              <w:rPr>
+                <w:rFonts w:ascii="Tahoma" w:hAnsi="Tahoma" w:cs="Tahoma"/>
+                <w:b/>
                 <w:bCs/>
                 <w:sz w:val="20"/>
                 <w:szCs w:val="20"/>
               </w:rPr>
-              <w:t>Channa</w:t>
-            </w:r>
-            <w:proofErr w:type="spellEnd"/>
-            <w:r>
-              <w:rPr>
-                <w:rFonts w:ascii="Arial Narrow" w:hAnsi="Arial Narrow" w:cs="Tahoma"/>
-                <w:bCs/>
+              <w:t>Email-</w:t>
+            </w:r>
+            <w:r>
+              <w:rPr>
+                <w:rFonts w:ascii="Tahoma" w:hAnsi="Tahoma" w:cs="Tahoma"/>
                 <w:sz w:val="20"/>
                 <w:szCs w:val="20"/>
               </w:rPr>
-              <w:t xml:space="preserve">, </w:t>
-            </w:r>
-            <w:r>
-              <w:rPr>
-                <w:rFonts w:ascii="Arial Narrow" w:hAnsi="Arial Narrow" w:cs="Tahoma"/>
-                <w:bCs/>
+              <w:t xml:space="preserve"> </w:t>
+            </w:r>
+            <w:r>
+              <w:t>info@auburn-design.com</w:t>
+            </w:r>
+            <w:r>
+              <w:rPr>
+                <w:rFonts w:ascii="Tahoma" w:hAnsi="Tahoma" w:cs="Tahoma"/>
                 <w:sz w:val="20"/>
                 <w:szCs w:val="20"/>
               </w:rPr>
-              <w:t xml:space="preserve">Ludhiana - </w:t>
-            </w:r>
-            <w:proofErr w:type="spellStart"/>
-            <w:r>
-              <w:rPr>
-                <w:rFonts w:ascii="Arial Narrow" w:hAnsi="Arial Narrow" w:cs="Tahoma"/>
+              <w:t xml:space="preserve"> </w:t>
+            </w:r>
+            <w:r>
+              <w:rPr>
+                <w:rFonts w:ascii="Tahoma" w:hAnsi="Tahoma" w:cs="Tahoma"/>
+                <w:b/>
                 <w:bCs/>
                 <w:sz w:val="20"/>
                 <w:szCs w:val="20"/>
               </w:rPr>
-              <w:t>Malerkotla</w:t>
-            </w:r>
-            <w:proofErr w:type="spellEnd"/>
-            <w:r>
-              <w:rPr>
-                <w:rFonts w:ascii="Arial Narrow" w:hAnsi="Arial Narrow" w:cs="Tahoma"/>
-                <w:bCs/>
+              <w:t>PH:-</w:t>
+            </w:r>
+            <w:r>
+              <w:rPr>
+                <w:rFonts w:ascii="Tahoma" w:hAnsi="Tahoma" w:cs="Tahoma"/>
                 <w:sz w:val="20"/>
                 <w:szCs w:val="20"/>
               </w:rPr>
-              <w:t xml:space="preserve"> Road,</w:t>
-            </w:r>
-            <w:r>
-              <w:rPr>
-                <w:rFonts w:ascii="Arial Narrow" w:hAnsi="Arial Narrow" w:cs="Tahoma"/>
-                <w:bCs/>
+              <w:t xml:space="preserve"> </w:t>
+            </w:r>
+            <w:r>
+              <w:rPr>
+                <w:rFonts w:ascii="Tahoma" w:hAnsi="Tahoma" w:cs="Tahoma"/>
                 <w:sz w:val="20"/>
                 <w:szCs w:val="20"/>
               </w:rPr>
-              <w:t xml:space="preserve"> </w:t>
-            </w:r>
-            <w:r>
-              <w:rPr>
-                <w:rFonts w:ascii="Arial Narrow" w:hAnsi="Arial Narrow" w:cs="Tahoma"/>
-                <w:bCs/>
+              <w:t>+9</w:t>
+            </w:r>
+            <w:r>
+              <w:rPr>
+                <w:rFonts w:ascii="Tahoma" w:hAnsi="Tahoma" w:cs="Tahoma"/>
                 <w:sz w:val="20"/>
                 <w:szCs w:val="20"/>
               </w:rPr>
-              <w:t>Near</w:t>
-            </w:r>
-            <w:r>
-              <w:rPr>
-                <w:rFonts w:ascii="Arial Narrow" w:hAnsi="Arial Narrow" w:cs="Tahoma"/>
-                <w:bCs/>
+              <w:t>852757</w:t>
+            </w:r>
+            <w:r>
+              <w:rPr>
+                <w:rFonts w:ascii="Tahoma" w:hAnsi="Tahoma" w:cs="Tahoma"/>
                 <w:sz w:val="20"/>
                 <w:szCs w:val="20"/>
               </w:rPr>
@@ -206,170 +205,11 @@
             </w:r>
             <w:r>
               <w:rPr>
-                <w:rFonts w:ascii="Arial Narrow" w:hAnsi="Arial Narrow" w:cs="Tahoma"/>
-                <w:bCs/>
+                <w:rFonts w:ascii="Tahoma" w:hAnsi="Tahoma" w:cs="Tahoma"/>
                 <w:sz w:val="20"/>
                 <w:szCs w:val="20"/>
               </w:rPr>
-              <w:t xml:space="preserve"> </w:t>
-            </w:r>
-            <w:proofErr w:type="spellStart"/>
-            <w:r>
-              <w:rPr>
-                <w:rFonts w:ascii="Arial Narrow" w:hAnsi="Arial Narrow" w:cs="Tahoma"/>
-                <w:bCs/>
-                <w:sz w:val="20"/>
-                <w:szCs w:val="20"/>
-              </w:rPr>
-              <w:t>Ahmedgarh</w:t>
-            </w:r>
-            <w:proofErr w:type="spellEnd"/>
-            <w:r>
-              <w:rPr>
-                <w:rFonts w:ascii="Arial Narrow" w:hAnsi="Arial Narrow" w:cs="Tahoma"/>
-                <w:bCs/>
-                <w:sz w:val="20"/>
-                <w:szCs w:val="20"/>
-              </w:rPr>
-              <w:t xml:space="preserve">, </w:t>
-            </w:r>
-            <w:r>
-              <w:rPr>
-                <w:rFonts w:ascii="Arial Narrow" w:hAnsi="Arial Narrow" w:cs="Tahoma"/>
-                <w:bCs/>
-                <w:sz w:val="20"/>
-                <w:szCs w:val="20"/>
-              </w:rPr>
-              <w:t xml:space="preserve">Distt: Sangrur </w:t>
-            </w:r>
-            <w:r>
-              <w:rPr>
-                <w:rFonts w:ascii="Arial Narrow" w:hAnsi="Arial Narrow" w:cs="Tahoma"/>
-                <w:bCs/>
-                <w:sz w:val="20"/>
-                <w:szCs w:val="20"/>
-              </w:rPr>
-              <w:t>–</w:t>
-            </w:r>
-            <w:r>
-              <w:rPr>
-                <w:rFonts w:ascii="Arial Narrow" w:hAnsi="Arial Narrow" w:cs="Tahoma"/>
-                <w:bCs/>
-                <w:sz w:val="20"/>
-                <w:szCs w:val="20"/>
-              </w:rPr>
-              <w:t xml:space="preserve"> Punjab</w:t>
-            </w:r>
-            <w:r>
-              <w:rPr>
-                <w:rFonts w:ascii="Arial Narrow" w:hAnsi="Arial Narrow" w:cs="Tahoma"/>
-                <w:b/>
-                <w:sz w:val="20"/>
-                <w:szCs w:val="20"/>
-              </w:rPr>
-              <w:t>,</w:t>
-            </w:r>
-            <w:r>
-              <w:rPr>
-                <w:rFonts w:ascii="Arial Narrow" w:hAnsi="Arial Narrow" w:cs="Tahoma"/>
-                <w:bCs/>
-                <w:sz w:val="20"/>
-                <w:szCs w:val="20"/>
-              </w:rPr>
-              <w:t xml:space="preserve"> PIN-</w:t>
-            </w:r>
-            <w:r>
-              <w:rPr>
-                <w:rFonts w:ascii="Arial Narrow" w:hAnsi="Arial Narrow" w:cs="Tahoma"/>
-                <w:bCs/>
-                <w:sz w:val="20"/>
-                <w:szCs w:val="20"/>
-              </w:rPr>
-              <w:t>14802</w:t>
-            </w:r>
-            <w:r>
-              <w:rPr>
-                <w:rFonts w:ascii="Arial Narrow" w:hAnsi="Arial Narrow" w:cs="Tahoma"/>
-                <w:bCs/>
-                <w:sz w:val="20"/>
-                <w:szCs w:val="20"/>
-              </w:rPr>
-              <w:t>1</w:t>
-            </w:r>
-          </w:p>
-          <w:p>
-            <w:pPr>
-              <w:rPr>
-                <w:rFonts w:ascii="Arial Narrow" w:hAnsi="Arial Narrow" w:cs="Tahoma"/>
-                <w:bCs/>
-                <w:sz w:val="20"/>
-                <w:szCs w:val="20"/>
-              </w:rPr>
-            </w:pPr>
-            <w:r>
-              <w:rPr>
-                <w:rFonts w:ascii="Tahoma" w:hAnsi="Tahoma" w:cs="Tahoma"/>
-                <w:b/>
-                <w:bCs/>
-                <w:sz w:val="20"/>
-                <w:szCs w:val="20"/>
-              </w:rPr>
-              <w:t>Email-</w:t>
-            </w:r>
-            <w:r>
-              <w:rPr>
-                <w:rFonts w:ascii="Tahoma" w:hAnsi="Tahoma" w:cs="Tahoma"/>
-                <w:sz w:val="20"/>
-                <w:szCs w:val="20"/>
-              </w:rPr>
-              <w:t xml:space="preserve"> </w:t>
-            </w:r>
-            <w:hyperlink r:id="rId8" w:history="1">
-              <w:r>
-                <w:rPr>
-                  <w:rStyle w:val="Hyperlink"/>
-                  <w:rFonts w:ascii="Tahoma" w:hAnsi="Tahoma" w:cs="Tahoma"/>
-                  <w:sz w:val="20"/>
-                  <w:szCs w:val="20"/>
-                </w:rPr>
-                <w:t>info@cedaartextile.com</w:t>
-              </w:r>
-            </w:hyperlink>
-            <w:r>
-              <w:rPr>
-                <w:rFonts w:ascii="Tahoma" w:hAnsi="Tahoma" w:cs="Tahoma"/>
-                <w:sz w:val="20"/>
-                <w:szCs w:val="20"/>
-              </w:rPr>
-              <w:t xml:space="preserve"> </w:t>
-            </w:r>
-            <w:proofErr w:type="gramStart"/>
-            <w:r>
-              <w:rPr>
-                <w:rFonts w:ascii="Tahoma" w:hAnsi="Tahoma" w:cs="Tahoma"/>
-                <w:b/>
-                <w:bCs/>
-                <w:sz w:val="20"/>
-                <w:szCs w:val="20"/>
-              </w:rPr>
-              <w:t>PH:-</w:t>
-            </w:r>
-            <w:proofErr w:type="gramEnd"/>
-            <w:r>
-              <w:rPr>
-                <w:rFonts w:ascii="Tahoma" w:hAnsi="Tahoma" w:cs="Tahoma"/>
-                <w:sz w:val="20"/>
-                <w:szCs w:val="20"/>
-              </w:rPr>
-              <w:t xml:space="preserve"> </w:t>
-            </w:r>
-            <w:r>
-              <w:rPr>
-                <w:rFonts w:ascii="Tahoma" w:hAnsi="Tahoma" w:cs="Tahoma"/>
-                <w:sz w:val="20"/>
-                <w:szCs w:val="20"/>
-              </w:rPr>
-              <w:t>+9185588-5220</w:t>
+              <w:t>2233</w:t>
             </w:r>
           </w:p>
         </w:tc>
@@ -442,27 +282,7 @@
                 <w:sz w:val="16"/>
                 <w:szCs w:val="16"/>
               </w:rPr>
-              <w:t xml:space="preserve">GST </w:t>
-            </w:r>
-            <w:proofErr w:type="gramStart"/>
-            <w:r>
-              <w:rPr>
-                <w:rFonts w:ascii="Tahoma" w:hAnsi="Tahoma" w:cs="Tahoma"/>
-                <w:b/>
-                <w:sz w:val="16"/>
-                <w:szCs w:val="16"/>
-              </w:rPr>
-              <w:t>NO :</w:t>
-            </w:r>
-            <w:proofErr w:type="gramEnd"/>
-            <w:r>
-              <w:rPr>
-                <w:rFonts w:ascii="Tahoma" w:hAnsi="Tahoma" w:cs="Tahoma"/>
-                <w:b/>
-                <w:sz w:val="16"/>
-                <w:szCs w:val="16"/>
-              </w:rPr>
-              <w:t xml:space="preserve"> 03AAJCC0212A1ZR</w:t>
+              <w:t xml:space="preserve">GST NO : </w:t>
             </w:r>
           </w:p>
         </w:tc>
@@ -489,15 +309,6 @@
                 <w:szCs w:val="16"/>
               </w:rPr>
               <w:t xml:space="preserve">CIN NO- </w:t>
-            </w:r>
-            <w:r>
-              <w:rPr>
-                <w:rFonts w:ascii="Tahoma" w:hAnsi="Tahoma" w:cs="Tahoma"/>
-                <w:b/>
-                <w:sz w:val="16"/>
-                <w:szCs w:val="16"/>
-              </w:rPr>
-              <w:t>U17299KA2020PTC139070</w:t>
             </w:r>
           </w:p>
         </w:tc>
@@ -814,7 +625,6 @@
               <w:t xml:space="preserve">Customer </w:t>
             </w:r>
             <w:proofErr w:type="spellStart"/>
-            <w:proofErr w:type="gramStart"/>
             <w:r>
               <w:rPr>
                 <w:rFonts w:ascii="Tahoma" w:hAnsi="Tahoma" w:cs="Tahoma"/>
@@ -852,7 +662,6 @@
               </w:rPr>
               <w:t>:-</w:t>
             </w:r>
-            <w:proofErr w:type="gramEnd"/>
             <w:r>
               <w:rPr>
                 <w:rFonts w:ascii="Tahoma" w:hAnsi="Tahoma" w:cs="Tahoma"/>
@@ -914,27 +723,7 @@
                 <w:sz w:val="16"/>
                 <w:szCs w:val="16"/>
               </w:rPr>
-              <w:t xml:space="preserve">PAN </w:t>
-            </w:r>
-            <w:proofErr w:type="gramStart"/>
-            <w:r>
-              <w:rPr>
-                <w:rFonts w:ascii="Tahoma" w:hAnsi="Tahoma" w:cs="Tahoma"/>
-                <w:b/>
-                <w:sz w:val="16"/>
-                <w:szCs w:val="16"/>
-              </w:rPr>
-              <w:t>NO :</w:t>
-            </w:r>
-            <w:proofErr w:type="gramEnd"/>
-            <w:r>
-              <w:rPr>
-                <w:rFonts w:ascii="Tahoma" w:hAnsi="Tahoma" w:cs="Tahoma"/>
-                <w:b/>
-                <w:sz w:val="16"/>
-                <w:szCs w:val="16"/>
-              </w:rPr>
-              <w:t>-</w:t>
+              <w:t>PAN NO :-</w:t>
             </w:r>
             <w:r>
               <w:rPr>
@@ -1416,19 +1205,8 @@
                 <w:sz w:val="16"/>
                 <w:szCs w:val="16"/>
               </w:rPr>
-              <w:t xml:space="preserve">Container </w:t>
-            </w:r>
-            <w:proofErr w:type="gramStart"/>
-            <w:r>
-              <w:rPr>
-                <w:rFonts w:ascii="Tahoma" w:hAnsi="Tahoma" w:cs="Tahoma"/>
-                <w:b/>
-                <w:sz w:val="16"/>
-                <w:szCs w:val="16"/>
-              </w:rPr>
-              <w:t>No :</w:t>
-            </w:r>
-            <w:proofErr w:type="gramEnd"/>
+              <w:t>Container No :</w:t>
+            </w:r>
             <w:r>
               <w:rPr>
                 <w:rFonts w:ascii="Tahoma" w:hAnsi="Tahoma" w:cs="Tahoma"/>
@@ -1769,7 +1547,6 @@
               </w:rPr>
               <w:t xml:space="preserve">Transport Doc </w:t>
             </w:r>
-            <w:proofErr w:type="gramStart"/>
             <w:r>
               <w:rPr>
                 <w:rFonts w:ascii="Tahoma" w:hAnsi="Tahoma" w:cs="Tahoma"/>
@@ -1791,7 +1568,6 @@
               <w:t>{</w:t>
             </w:r>
             <w:proofErr w:type="spellStart"/>
-            <w:proofErr w:type="gramEnd"/>
             <w:r>
               <w:rPr>
                 <w:rFonts w:ascii="Consolas" w:hAnsi="Consolas" w:cs="Consolas"/>
@@ -2171,7 +1947,6 @@
                 <w:szCs w:val="16"/>
               </w:rPr>
             </w:pPr>
-            <w:proofErr w:type="gramStart"/>
             <w:r>
               <w:rPr>
                 <w:rFonts w:ascii="Tahoma" w:eastAsia="Arial" w:hAnsi="Tahoma" w:cs="Tahoma"/>
@@ -2180,18 +1955,7 @@
                 <w:sz w:val="16"/>
                 <w:szCs w:val="16"/>
               </w:rPr>
-              <w:t>Total :</w:t>
-            </w:r>
-            <w:proofErr w:type="gramEnd"/>
-            <w:r>
-              <w:rPr>
-                <w:rFonts w:ascii="Tahoma" w:eastAsia="Arial" w:hAnsi="Tahoma" w:cs="Tahoma"/>
-                <w:b/>
-                <w:bCs/>
-                <w:sz w:val="16"/>
-                <w:szCs w:val="16"/>
-              </w:rPr>
-              <w:t xml:space="preserve"> {</w:t>
+              <w:t>Total : {</w:t>
             </w:r>
             <w:proofErr w:type="spellStart"/>
             <w:r>
@@ -2319,20 +2083,8 @@
                 <w:sz w:val="16"/>
                 <w:szCs w:val="16"/>
               </w:rPr>
-              <w:t xml:space="preserve">For </w:t>
-            </w:r>
-            <w:proofErr w:type="gramStart"/>
-            <w:r>
-              <w:rPr>
-                <w:rFonts w:ascii="Tahoma" w:hAnsi="Tahoma" w:cs="Tahoma"/>
-                <w:b/>
-                <w:bCs/>
-                <w:sz w:val="16"/>
-                <w:szCs w:val="16"/>
-              </w:rPr>
-              <w:t>Payment :</w:t>
-            </w:r>
-            <w:proofErr w:type="gramEnd"/>
+              <w:t>For Payment :</w:t>
+            </w:r>
           </w:p>
         </w:tc>
         <w:tc>
@@ -2362,20 +2114,8 @@
                 <w:sz w:val="16"/>
                 <w:szCs w:val="16"/>
               </w:rPr>
-              <w:t xml:space="preserve">Bank </w:t>
-            </w:r>
-            <w:proofErr w:type="gramStart"/>
-            <w:r>
-              <w:rPr>
-                <w:rFonts w:ascii="Tahoma" w:hAnsi="Tahoma" w:cs="Tahoma"/>
-                <w:b/>
-                <w:bCs/>
-                <w:sz w:val="16"/>
-                <w:szCs w:val="16"/>
-              </w:rPr>
-              <w:t>Name :</w:t>
-            </w:r>
-            <w:proofErr w:type="gramEnd"/>
+              <w:t>Bank Name :</w:t>
+            </w:r>
           </w:p>
         </w:tc>
         <w:tc>
@@ -2455,20 +2195,8 @@
                 <w:sz w:val="16"/>
                 <w:szCs w:val="16"/>
               </w:rPr>
-              <w:t xml:space="preserve">Account </w:t>
-            </w:r>
-            <w:proofErr w:type="gramStart"/>
-            <w:r>
-              <w:rPr>
-                <w:rFonts w:ascii="Tahoma" w:hAnsi="Tahoma" w:cs="Tahoma"/>
-                <w:b/>
-                <w:bCs/>
-                <w:sz w:val="16"/>
-                <w:szCs w:val="16"/>
-              </w:rPr>
-              <w:t>No :</w:t>
-            </w:r>
-            <w:proofErr w:type="gramEnd"/>
+              <w:t>Account No :</w:t>
+            </w:r>
           </w:p>
         </w:tc>
         <w:tc>
@@ -2546,7 +2274,6 @@
                 <w:szCs w:val="16"/>
               </w:rPr>
             </w:pPr>
-            <w:proofErr w:type="gramStart"/>
             <w:r>
               <w:rPr>
                 <w:rFonts w:ascii="Tahoma" w:hAnsi="Tahoma" w:cs="Tahoma"/>
@@ -2557,7 +2284,6 @@
               </w:rPr>
               <w:t>Branch :</w:t>
             </w:r>
-            <w:proofErr w:type="gramEnd"/>
           </w:p>
         </w:tc>
         <w:tc>
@@ -2643,29 +2369,7 @@
                 <w:sz w:val="16"/>
                 <w:szCs w:val="16"/>
               </w:rPr>
-              <w:t xml:space="preserve">Bank </w:t>
-            </w:r>
-            <w:proofErr w:type="gramStart"/>
-            <w:r>
-              <w:rPr>
-                <w:rFonts w:ascii="Tahoma" w:hAnsi="Tahoma" w:cs="Tahoma"/>
-                <w:b/>
-                <w:bCs/>
-                <w:sz w:val="16"/>
-                <w:szCs w:val="16"/>
-              </w:rPr>
-              <w:t>Address :</w:t>
-            </w:r>
-            <w:proofErr w:type="gramEnd"/>
-            <w:r>
-              <w:rPr>
-                <w:rFonts w:ascii="Tahoma" w:hAnsi="Tahoma" w:cs="Tahoma"/>
-                <w:b/>
-                <w:bCs/>
-                <w:sz w:val="16"/>
-                <w:szCs w:val="16"/>
-              </w:rPr>
-              <w:t xml:space="preserve"> </w:t>
+              <w:t xml:space="preserve">Bank Address : </w:t>
             </w:r>
           </w:p>
         </w:tc>
@@ -2769,29 +2473,7 @@
                 <w:sz w:val="16"/>
                 <w:szCs w:val="16"/>
               </w:rPr>
-              <w:t xml:space="preserve"> above are true and </w:t>
-            </w:r>
-            <w:proofErr w:type="gramStart"/>
-            <w:r>
-              <w:rPr>
-                <w:rFonts w:ascii="Tahoma" w:hAnsi="Tahoma" w:cs="Tahoma"/>
-                <w:b/>
-                <w:bCs/>
-                <w:sz w:val="16"/>
-                <w:szCs w:val="16"/>
-              </w:rPr>
-              <w:t>correct  and</w:t>
-            </w:r>
-            <w:proofErr w:type="gramEnd"/>
-            <w:r>
-              <w:rPr>
-                <w:rFonts w:ascii="Tahoma" w:hAnsi="Tahoma" w:cs="Tahoma"/>
-                <w:b/>
-                <w:bCs/>
-                <w:sz w:val="16"/>
-                <w:szCs w:val="16"/>
-              </w:rPr>
-              <w:t xml:space="preserve"> the amount indicated  represents the price actually charged  and that there is no flow of additional Consideration directly  from buyers.</w:t>
+              <w:t xml:space="preserve"> above are true and correct  and the amount indicated  represents the price actually charged  and that there is no flow of additional Consideration directly  from buyers.</w:t>
             </w:r>
           </w:p>
           <w:p>
@@ -2878,29 +2560,55 @@
                 <w:sz w:val="16"/>
                 <w:szCs w:val="16"/>
               </w:rPr>
-              <w:t xml:space="preserve">FOR CEDAAR TEXTILE </w:t>
-            </w:r>
-            <w:proofErr w:type="gramStart"/>
-            <w:r>
-              <w:rPr>
-                <w:rFonts w:ascii="Tahoma" w:hAnsi="Tahoma" w:cs="Tahoma"/>
-                <w:b/>
-                <w:bCs/>
-                <w:sz w:val="16"/>
-                <w:szCs w:val="16"/>
-              </w:rPr>
-              <w:t>PVT .</w:t>
-            </w:r>
-            <w:proofErr w:type="gramEnd"/>
-            <w:r>
-              <w:rPr>
-                <w:rFonts w:ascii="Tahoma" w:hAnsi="Tahoma" w:cs="Tahoma"/>
-                <w:b/>
-                <w:bCs/>
-                <w:sz w:val="16"/>
-                <w:szCs w:val="16"/>
-              </w:rPr>
-              <w:t xml:space="preserve"> LTD</w:t>
+              <w:t xml:space="preserve">FOR </w:t>
+            </w:r>
+            <w:r>
+              <w:rPr>
+                <w:rFonts w:ascii="Tahoma" w:hAnsi="Tahoma" w:cs="Tahoma"/>
+                <w:b/>
+                <w:bCs/>
+                <w:sz w:val="16"/>
+                <w:szCs w:val="16"/>
+              </w:rPr>
+              <w:t>AUBURN</w:t>
+            </w:r>
+            <w:r>
+              <w:rPr>
+                <w:b/>
+                <w:bCs/>
+                <w:sz w:val="32"/>
+                <w:szCs w:val="32"/>
+              </w:rPr>
+              <w:t xml:space="preserve"> </w:t>
+            </w:r>
+            <w:r>
+              <w:rPr>
+                <w:rFonts w:ascii="Tahoma" w:hAnsi="Tahoma" w:cs="Tahoma"/>
+                <w:b/>
+                <w:bCs/>
+                <w:sz w:val="16"/>
+                <w:szCs w:val="16"/>
+              </w:rPr>
+              <w:t>DESIGN</w:t>
+            </w:r>
+            <w:r>
+              <w:rPr>
+                <w:b/>
+                <w:bCs/>
+                <w:sz w:val="32"/>
+                <w:szCs w:val="32"/>
+              </w:rPr>
+              <w:t xml:space="preserve"> </w:t>
+            </w:r>
+            <w:r>
+              <w:rPr>
+                <w:rFonts w:ascii="Tahoma" w:hAnsi="Tahoma" w:cs="Tahoma"/>
+                <w:b/>
+                <w:bCs/>
+                <w:sz w:val="16"/>
+                <w:szCs w:val="16"/>
+              </w:rPr>
+              <w:t>PRIVATE</w:t>
             </w:r>
           </w:p>
         </w:tc>
@@ -2955,29 +2663,7 @@
                 <w:sz w:val="16"/>
                 <w:szCs w:val="16"/>
               </w:rPr>
-              <w:t xml:space="preserve"> above are true and </w:t>
-            </w:r>
-            <w:proofErr w:type="gramStart"/>
-            <w:r>
-              <w:rPr>
-                <w:rFonts w:ascii="Tahoma" w:hAnsi="Tahoma" w:cs="Tahoma"/>
-                <w:b/>
-                <w:bCs/>
-                <w:sz w:val="16"/>
-                <w:szCs w:val="16"/>
-              </w:rPr>
-              <w:t>correct  and</w:t>
-            </w:r>
-            <w:proofErr w:type="gramEnd"/>
-            <w:r>
-              <w:rPr>
-                <w:rFonts w:ascii="Tahoma" w:hAnsi="Tahoma" w:cs="Tahoma"/>
-                <w:b/>
-                <w:bCs/>
-                <w:sz w:val="16"/>
-                <w:szCs w:val="16"/>
-              </w:rPr>
-              <w:t xml:space="preserve"> the amount indicated  is provisional and additional consideration  will be received from the buyer on account of .</w:t>
+              <w:t xml:space="preserve"> above are true and correct  and the amount indicated  is provisional and additional consideration  will be received from the buyer on account of .</w:t>
             </w:r>
           </w:p>
           <w:p>
@@ -3071,20 +2757,47 @@
                 <w:sz w:val="16"/>
                 <w:szCs w:val="16"/>
               </w:rPr>
-              <w:t xml:space="preserve">All disputes are subject to Sangrur </w:t>
-            </w:r>
-            <w:proofErr w:type="gramStart"/>
-            <w:r>
-              <w:rPr>
-                <w:rFonts w:ascii="Tahoma" w:hAnsi="Tahoma" w:cs="Tahoma"/>
-                <w:b/>
-                <w:bCs/>
-                <w:sz w:val="16"/>
-                <w:szCs w:val="16"/>
-              </w:rPr>
-              <w:t>Jurisdiction .</w:t>
-            </w:r>
-            <w:proofErr w:type="gramEnd"/>
+              <w:t xml:space="preserve">All disputes are subject to </w:t>
+            </w:r>
+            <w:r>
+              <w:rPr>
+                <w:rFonts w:ascii="Arial Narrow" w:hAnsi="Arial Narrow" w:cs="Tahoma"/>
+                <w:bCs/>
+                <w:sz w:val="20"/>
+                <w:szCs w:val="20"/>
+              </w:rPr>
+              <w:t xml:space="preserve"> </w:t>
+            </w:r>
+            <w:r>
+              <w:rPr>
+                <w:rFonts w:ascii="Tahoma" w:hAnsi="Tahoma" w:cs="Tahoma"/>
+                <w:b/>
+                <w:bCs/>
+                <w:sz w:val="16"/>
+                <w:szCs w:val="16"/>
+              </w:rPr>
+              <w:t>Ranchi</w:t>
+            </w:r>
+            <w:r>
+              <w:rPr>
+                <w:rFonts w:ascii="Tahoma" w:hAnsi="Tahoma" w:cs="Tahoma"/>
+                <w:b/>
+                <w:bCs/>
+                <w:sz w:val="16"/>
+                <w:szCs w:val="16"/>
+              </w:rPr>
+              <w:t xml:space="preserve"> </w:t>
+            </w:r>
+            <w:r>
+              <w:rPr>
+                <w:rFonts w:ascii="Tahoma" w:hAnsi="Tahoma" w:cs="Tahoma"/>
+                <w:b/>
+                <w:bCs/>
+                <w:sz w:val="16"/>
+                <w:szCs w:val="16"/>
+              </w:rPr>
+              <w:t xml:space="preserve"> Jurisdiction .</w:t>
+            </w:r>
           </w:p>
         </w:tc>
         <w:tc>
@@ -3136,12 +2849,8 @@
       </w:pPr>
     </w:p>
     <w:sectPr>
-      <w:headerReference w:type="even" r:id="rId9"/>
-      <w:headerReference w:type="default" r:id="rId10"/>
-      <w:footerReference w:type="even" r:id="rId11"/>
-      <w:footerReference w:type="default" r:id="rId12"/>
-      <w:headerReference w:type="first" r:id="rId13"/>
-      <w:footerReference w:type="first" r:id="rId14"/>
+      <w:headerReference w:type="default" r:id="rId8"/>
+      <w:footerReference w:type="default" r:id="rId9"/>
       <w:pgSz w:w="20160" w:h="12240" w:orient="landscape" w:code="5"/>
       <w:pgMar w:top="720" w:right="1800" w:bottom="245" w:left="1800" w:header="144" w:footer="0" w:gutter="0"/>
       <w:cols w:space="720"/>
@@ -3171,16 +2880,6 @@
 </file>
 
 <file path=word/footer1.xml><?xml version="1.0" encoding="utf-8"?>
-<w:ftr xmlns:wpc="http://schemas.microsoft.com/office/word/2010/wordprocessingCanvas" xmlns:cx="http://schemas.microsoft.com/office/drawing/2014/chartex" xmlns:cx1="http://schemas.microsoft.com/office/drawing/2015/9/8/chartex" xmlns:cx2="http://schemas.microsoft.com/office/drawing/2015/10/21/chartex" xmlns:cx3="http://schemas.microsoft.com/office/drawing/2016/5/9/chartex" xmlns:cx4="http://schemas.microsoft.com/office/drawing/2016/5/10/chartex" xmlns:cx5="http://schemas.microsoft.com/office/drawing/2016/5/11/chartex" xmlns:cx6="http://schemas.microsoft.com/office/drawing/2016/5/12/chartex" xmlns:cx7="http://schemas.microsoft.com/office/drawing/2016/5/13/chartex" xmlns:cx8="http://schemas.microsoft.com/office/drawing/2016/5/14/chartex" xmlns:mc="http://schemas.openxmlformats.org/markup-compatibility/2006" xmlns:aink="http://schemas.microsoft.com/office/drawing/2016/ink" xmlns:am3d="http://schemas.microsoft.com/office/drawing/2017/model3d" xmlns:o="urn:schemas-microsoft-com:office:office" xmlns:r="http://schemas.openxmlformats.org/officeDocument/2006/relationships" xmlns:m="http://schemas.openxmlformats.org/officeDocument/2006/math" xmlns:v="urn:schemas-microsoft-com:vml" xmlns:wp14="http://schemas.microsoft.com/office/word/2010/wordprocessingDrawing" xmlns:wp="http://schemas.openxmlformats.org/drawingml/2006/wordprocessingDrawing" xmlns:w10="urn:schemas-microsoft-com:office:word" xmlns:w="http://schemas.openxmlformats.org/wordprocessingml/2006/main" xmlns:w14="http://schemas.microsoft.com/office/word/2010/wordml" xmlns:w15="http://schemas.microsoft.com/office/word/2012/wordml" xmlns:w16cex="http://schemas.microsoft.com/office/word/2018/wordml/cex" xmlns:w16cid="http://schemas.microsoft.com/office/word/2016/wordml/cid" xmlns:w16="http://schemas.microsoft.com/office/word/2018/wordml" xmlns:w16sdtdh="http://schemas.microsoft.com/office/word/2020/wordml/sdtdatahash" xmlns:w16se="http://schemas.microsoft.com/office/word/2015/wordml/symex" xmlns:wpg="http://schemas.microsoft.com/office/word/2010/wordprocessingGroup" xmlns:wpi="http://schemas.microsoft.com/office/word/2010/wordprocessingInk" xmlns:wne="http://schemas.microsoft.com/office/word/2006/wordml" xmlns:wps="http://schemas.microsoft.com/office/word/2010/wordprocessingShape" mc:Ignorable="w14 w15 w16se w16cid w16 w16cex w16sdtdh wp14">
-  <w:p>
-    <w:pPr>
-      <w:pStyle w:val="Footer"/>
-    </w:pPr>
-  </w:p>
-</w:ftr>
-</file>
-
-<file path=word/footer2.xml><?xml version="1.0" encoding="utf-8"?>
 <w:ftr xmlns:wpc="http://schemas.microsoft.com/office/word/2010/wordprocessingCanvas" xmlns:cx="http://schemas.microsoft.com/office/drawing/2014/chartex" xmlns:cx1="http://schemas.microsoft.com/office/drawing/2015/9/8/chartex" xmlns:cx2="http://schemas.microsoft.com/office/drawing/2015/10/21/chartex" xmlns:cx3="http://schemas.microsoft.com/office/drawing/2016/5/9/chartex" xmlns:cx4="http://schemas.microsoft.com/office/drawing/2016/5/10/chartex" xmlns:cx5="http://schemas.microsoft.com/office/drawing/2016/5/11/chartex" xmlns:cx6="http://schemas.microsoft.com/office/drawing/2016/5/12/chartex" xmlns:cx7="http://schemas.microsoft.com/office/drawing/2016/5/13/chartex" xmlns:cx8="http://schemas.microsoft.com/office/drawing/2016/5/14/chartex" xmlns:mc="http://schemas.openxmlformats.org/markup-compatibility/2006" xmlns:aink="http://schemas.microsoft.com/office/drawing/2016/ink" xmlns:am3d="http://schemas.microsoft.com/office/drawing/2017/model3d" xmlns:o="urn:schemas-microsoft-com:office:office" xmlns:r="http://schemas.openxmlformats.org/officeDocument/2006/relationships" xmlns:m="http://schemas.openxmlformats.org/officeDocument/2006/math" xmlns:v="urn:schemas-microsoft-com:vml" xmlns:wp14="http://schemas.microsoft.com/office/word/2010/wordprocessingDrawing" xmlns:wp="http://schemas.openxmlformats.org/drawingml/2006/wordprocessingDrawing" xmlns:w10="urn:schemas-microsoft-com:office:word" xmlns:w="http://schemas.openxmlformats.org/wordprocessingml/2006/main" xmlns:w14="http://schemas.microsoft.com/office/word/2010/wordml" xmlns:w15="http://schemas.microsoft.com/office/word/2012/wordml" xmlns:w16cex="http://schemas.microsoft.com/office/word/2018/wordml/cex" xmlns:w16cid="http://schemas.microsoft.com/office/word/2016/wordml/cid" xmlns:w16="http://schemas.microsoft.com/office/word/2018/wordml" xmlns:w16sdtdh="http://schemas.microsoft.com/office/word/2020/wordml/sdtdatahash" xmlns:w16se="http://schemas.microsoft.com/office/word/2015/wordml/symex" xmlns:wpg="http://schemas.microsoft.com/office/word/2010/wordprocessingGroup" xmlns:wpi="http://schemas.microsoft.com/office/word/2010/wordprocessingInk" xmlns:wne="http://schemas.microsoft.com/office/word/2006/wordml" xmlns:wps="http://schemas.microsoft.com/office/word/2010/wordprocessingShape" mc:Ignorable="w14 w15 w16se w16cid w16 w16cex w16sdtdh wp14">
   <w:sdt>
     <w:sdtPr>
@@ -3221,97 +2920,7 @@
             <w:szCs w:val="18"/>
             <w:lang w:val="en-IN"/>
           </w:rPr>
-          <w:t>Regd</w:t>
-        </w:r>
-        <w:r>
-          <w:rPr>
-            <w:rFonts w:ascii="Arial" w:hAnsi="Arial" w:cs="Arial"/>
-            <w:color w:val="73797F"/>
-            <w:sz w:val="18"/>
-            <w:szCs w:val="18"/>
-            <w:lang w:val="en-IN"/>
-          </w:rPr>
-          <w:t xml:space="preserve">. </w:t>
-        </w:r>
-        <w:r>
-          <w:rPr>
-            <w:rFonts w:ascii="Arial" w:hAnsi="Arial" w:cs="Arial"/>
-            <w:color w:val="525A5D"/>
-            <w:sz w:val="18"/>
-            <w:szCs w:val="18"/>
-            <w:lang w:val="en-IN"/>
-          </w:rPr>
-          <w:t>0</w:t>
-        </w:r>
-        <w:r>
-          <w:rPr>
-            <w:rFonts w:ascii="Arial" w:hAnsi="Arial" w:cs="Arial"/>
-            <w:color w:val="73797F"/>
-            <w:sz w:val="18"/>
-            <w:szCs w:val="18"/>
-            <w:lang w:val="en-IN"/>
-          </w:rPr>
-          <w:t xml:space="preserve">: </w:t>
-        </w:r>
-        <w:r>
-          <w:rPr>
-            <w:rFonts w:ascii="Arial" w:hAnsi="Arial" w:cs="Arial"/>
-            <w:color w:val="525A5D"/>
-            <w:sz w:val="18"/>
-            <w:szCs w:val="18"/>
-            <w:lang w:val="en-IN"/>
-          </w:rPr>
-          <w:t>KSSIDC Plot No:34</w:t>
-        </w:r>
-        <w:r>
-          <w:rPr>
-            <w:rFonts w:ascii="Arial" w:hAnsi="Arial" w:cs="Arial"/>
-            <w:color w:val="73797F"/>
-            <w:sz w:val="18"/>
-            <w:szCs w:val="18"/>
-            <w:lang w:val="en-IN"/>
-          </w:rPr>
-          <w:t xml:space="preserve">, </w:t>
-        </w:r>
-        <w:r>
-          <w:rPr>
-            <w:rFonts w:ascii="Arial" w:hAnsi="Arial" w:cs="Arial"/>
-            <w:color w:val="525A5D"/>
-            <w:sz w:val="18"/>
-            <w:szCs w:val="18"/>
-            <w:lang w:val="en-IN"/>
-          </w:rPr>
-          <w:t>Yelahanka, New Town</w:t>
-        </w:r>
-        <w:r>
-          <w:rPr>
-            <w:rFonts w:ascii="Arial" w:hAnsi="Arial" w:cs="Arial"/>
-            <w:color w:val="73797F"/>
-            <w:sz w:val="18"/>
-            <w:szCs w:val="18"/>
-            <w:lang w:val="en-IN"/>
-          </w:rPr>
-          <w:t xml:space="preserve">, </w:t>
-        </w:r>
-        <w:r>
-          <w:rPr>
-            <w:rFonts w:ascii="Arial" w:hAnsi="Arial" w:cs="Arial"/>
-            <w:color w:val="525A5D"/>
-            <w:sz w:val="18"/>
-            <w:szCs w:val="18"/>
-            <w:lang w:val="en-IN"/>
-          </w:rPr>
-          <w:t>Bengaluru</w:t>
-        </w:r>
-        <w:r>
-          <w:rPr>
-            <w:rFonts w:ascii="Arial" w:hAnsi="Arial" w:cs="Arial"/>
-            <w:color w:val="73797F"/>
-            <w:sz w:val="18"/>
-            <w:szCs w:val="18"/>
-            <w:lang w:val="en-IN"/>
-          </w:rPr>
-          <w:t xml:space="preserve">, </w:t>
+          <w:t xml:space="preserve">Plot No 615, on Ranchi Tata Road </w:t>
         </w:r>
         <w:proofErr w:type="spellStart"/>
         <w:r>
@@ -3322,7 +2931,7 @@
             <w:szCs w:val="18"/>
             <w:lang w:val="en-IN"/>
           </w:rPr>
-          <w:t>Karnatka</w:t>
+          <w:t>Vill-Panch</w:t>
         </w:r>
         <w:proofErr w:type="spellEnd"/>
         <w:r>
@@ -3333,27 +2942,7 @@
             <w:szCs w:val="18"/>
             <w:lang w:val="en-IN"/>
           </w:rPr>
-          <w:t xml:space="preserve"> – </w:t>
-        </w:r>
-        <w:r>
-          <w:rPr>
-            <w:rFonts w:ascii="Arial" w:hAnsi="Arial" w:cs="Arial"/>
-            <w:color w:val="73797F"/>
-            <w:sz w:val="18"/>
-            <w:szCs w:val="18"/>
-            <w:lang w:val="en-IN"/>
-          </w:rPr>
-          <w:t>5</w:t>
-        </w:r>
-        <w:r>
-          <w:rPr>
-            <w:rFonts w:ascii="Arial" w:hAnsi="Arial" w:cs="Arial"/>
-            <w:color w:val="525A5D"/>
-            <w:sz w:val="18"/>
-            <w:szCs w:val="18"/>
-            <w:lang w:val="en-IN"/>
-          </w:rPr>
-          <w:t>60064</w:t>
+          <w:t xml:space="preserve">, Thana-Bundu, Ranchi Jharkhand </w:t>
         </w:r>
         <w:r>
           <w:rPr>
@@ -3383,18 +2972,9 @@
           </w:rPr>
           <w:t xml:space="preserve">Website: </w:t>
         </w:r>
-        <w:hyperlink r:id="rId1" w:history="1">
-          <w:r>
-            <w:rPr>
-              <w:rStyle w:val="Hyperlink"/>
-              <w:rFonts w:ascii="Arial" w:hAnsi="Arial" w:cs="Arial"/>
-              <w:b/>
-              <w:sz w:val="19"/>
-              <w:szCs w:val="19"/>
-            </w:rPr>
-            <w:t>www.cedaartextile.com</w:t>
-          </w:r>
-        </w:hyperlink>
+        <w:r>
+          <w:t>www.auburn-design.com</w:t>
+        </w:r>
       </w:p>
       <w:p>
         <w:pPr>
@@ -3412,16 +2992,6 @@
   <w:p>
     <w:pPr>
       <w:jc w:val="center"/>
-    </w:pPr>
-  </w:p>
-</w:ftr>
-</file>
-
-<file path=word/footer3.xml><?xml version="1.0" encoding="utf-8"?>
-<w:ftr xmlns:wpc="http://schemas.microsoft.com/office/word/2010/wordprocessingCanvas" xmlns:cx="http://schemas.microsoft.com/office/drawing/2014/chartex" xmlns:cx1="http://schemas.microsoft.com/office/drawing/2015/9/8/chartex" xmlns:cx2="http://schemas.microsoft.com/office/drawing/2015/10/21/chartex" xmlns:cx3="http://schemas.microsoft.com/office/drawing/2016/5/9/chartex" xmlns:cx4="http://schemas.microsoft.com/office/drawing/2016/5/10/chartex" xmlns:cx5="http://schemas.microsoft.com/office/drawing/2016/5/11/chartex" xmlns:cx6="http://schemas.microsoft.com/office/drawing/2016/5/12/chartex" xmlns:cx7="http://schemas.microsoft.com/office/drawing/2016/5/13/chartex" xmlns:cx8="http://schemas.microsoft.com/office/drawing/2016/5/14/chartex" xmlns:mc="http://schemas.openxmlformats.org/markup-compatibility/2006" xmlns:aink="http://schemas.microsoft.com/office/drawing/2016/ink" xmlns:am3d="http://schemas.microsoft.com/office/drawing/2017/model3d" xmlns:o="urn:schemas-microsoft-com:office:office" xmlns:r="http://schemas.openxmlformats.org/officeDocument/2006/relationships" xmlns:m="http://schemas.openxmlformats.org/officeDocument/2006/math" xmlns:v="urn:schemas-microsoft-com:vml" xmlns:wp14="http://schemas.microsoft.com/office/word/2010/wordprocessingDrawing" xmlns:wp="http://schemas.openxmlformats.org/drawingml/2006/wordprocessingDrawing" xmlns:w10="urn:schemas-microsoft-com:office:word" xmlns:w="http://schemas.openxmlformats.org/wordprocessingml/2006/main" xmlns:w14="http://schemas.microsoft.com/office/word/2010/wordml" xmlns:w15="http://schemas.microsoft.com/office/word/2012/wordml" xmlns:w16cex="http://schemas.microsoft.com/office/word/2018/wordml/cex" xmlns:w16cid="http://schemas.microsoft.com/office/word/2016/wordml/cid" xmlns:w16="http://schemas.microsoft.com/office/word/2018/wordml" xmlns:w16sdtdh="http://schemas.microsoft.com/office/word/2020/wordml/sdtdatahash" xmlns:w16se="http://schemas.microsoft.com/office/word/2015/wordml/symex" xmlns:wpg="http://schemas.microsoft.com/office/word/2010/wordprocessingGroup" xmlns:wpi="http://schemas.microsoft.com/office/word/2010/wordprocessingInk" xmlns:wne="http://schemas.microsoft.com/office/word/2006/wordml" xmlns:wps="http://schemas.microsoft.com/office/word/2010/wordprocessingShape" mc:Ignorable="w14 w15 w16se w16cid w16 w16cex w16sdtdh wp14">
-  <w:p>
-    <w:pPr>
-      <w:pStyle w:val="Footer"/>
     </w:pPr>
   </w:p>
 </w:ftr>
@@ -3451,16 +3021,6 @@
   <w:p>
     <w:pPr>
       <w:pStyle w:val="Header"/>
-    </w:pPr>
-  </w:p>
-</w:hdr>
-</file>
-
-<file path=word/header2.xml><?xml version="1.0" encoding="utf-8"?>
-<w:hdr xmlns:wpc="http://schemas.microsoft.com/office/word/2010/wordprocessingCanvas" xmlns:cx="http://schemas.microsoft.com/office/drawing/2014/chartex" xmlns:cx1="http://schemas.microsoft.com/office/drawing/2015/9/8/chartex" xmlns:cx2="http://schemas.microsoft.com/office/drawing/2015/10/21/chartex" xmlns:cx3="http://schemas.microsoft.com/office/drawing/2016/5/9/chartex" xmlns:cx4="http://schemas.microsoft.com/office/drawing/2016/5/10/chartex" xmlns:cx5="http://schemas.microsoft.com/office/drawing/2016/5/11/chartex" xmlns:cx6="http://schemas.microsoft.com/office/drawing/2016/5/12/chartex" xmlns:cx7="http://schemas.microsoft.com/office/drawing/2016/5/13/chartex" xmlns:cx8="http://schemas.microsoft.com/office/drawing/2016/5/14/chartex" xmlns:mc="http://schemas.openxmlformats.org/markup-compatibility/2006" xmlns:aink="http://schemas.microsoft.com/office/drawing/2016/ink" xmlns:am3d="http://schemas.microsoft.com/office/drawing/2017/model3d" xmlns:o="urn:schemas-microsoft-com:office:office" xmlns:r="http://schemas.openxmlformats.org/officeDocument/2006/relationships" xmlns:m="http://schemas.openxmlformats.org/officeDocument/2006/math" xmlns:v="urn:schemas-microsoft-com:vml" xmlns:wp14="http://schemas.microsoft.com/office/word/2010/wordprocessingDrawing" xmlns:wp="http://schemas.openxmlformats.org/drawingml/2006/wordprocessingDrawing" xmlns:w10="urn:schemas-microsoft-com:office:word" xmlns:w="http://schemas.openxmlformats.org/wordprocessingml/2006/main" xmlns:w14="http://schemas.microsoft.com/office/word/2010/wordml" xmlns:w15="http://schemas.microsoft.com/office/word/2012/wordml" xmlns:w16cex="http://schemas.microsoft.com/office/word/2018/wordml/cex" xmlns:w16cid="http://schemas.microsoft.com/office/word/2016/wordml/cid" xmlns:w16="http://schemas.microsoft.com/office/word/2018/wordml" xmlns:w16sdtdh="http://schemas.microsoft.com/office/word/2020/wordml/sdtdatahash" xmlns:w16se="http://schemas.microsoft.com/office/word/2015/wordml/symex" xmlns:wpg="http://schemas.microsoft.com/office/word/2010/wordprocessingGroup" xmlns:wpi="http://schemas.microsoft.com/office/word/2010/wordprocessingInk" xmlns:wne="http://schemas.microsoft.com/office/word/2006/wordml" xmlns:wps="http://schemas.microsoft.com/office/word/2010/wordprocessingShape" mc:Ignorable="w14 w15 w16se w16cid w16 w16cex w16sdtdh wp14">
-  <w:p>
-    <w:pPr>
-      <w:pStyle w:val="Header"/>
       <w:ind w:right="-576"/>
       <w:rPr>
         <w:b/>
@@ -3477,150 +3037,150 @@
         <w:sz w:val="32"/>
         <w:szCs w:val="32"/>
       </w:rPr>
+      <w:drawing>
+        <wp:anchor distT="0" distB="0" distL="114300" distR="114300" simplePos="0" relativeHeight="251662336" behindDoc="1" locked="0" layoutInCell="1" allowOverlap="1" wp14:anchorId="436D6C30" wp14:editId="3953A096">
+          <wp:simplePos x="0" y="0"/>
+          <wp:positionH relativeFrom="column">
+            <wp:posOffset>3545840</wp:posOffset>
+          </wp:positionH>
+          <wp:positionV relativeFrom="paragraph">
+            <wp:posOffset>-88265</wp:posOffset>
+          </wp:positionV>
+          <wp:extent cx="779780" cy="548640"/>
+          <wp:effectExtent l="0" t="0" r="1270" b="3810"/>
+          <wp:wrapNone/>
+          <wp:docPr id="1" name="Picture 1" descr="Logo, company name&#10;&#10;Description automatically generated"/>
+          <wp:cNvGraphicFramePr>
+            <a:graphicFrameLocks xmlns:a="http://schemas.openxmlformats.org/drawingml/2006/main" noChangeAspect="1"/>
+          </wp:cNvGraphicFramePr>
+          <a:graphic xmlns:a="http://schemas.openxmlformats.org/drawingml/2006/main">
+            <a:graphicData uri="http://schemas.openxmlformats.org/drawingml/2006/picture">
+              <pic:pic xmlns:pic="http://schemas.openxmlformats.org/drawingml/2006/picture">
+                <pic:nvPicPr>
+                  <pic:cNvPr id="1" name="Picture 1" descr="Logo, company name&#10;&#10;Description automatically generated"/>
+                  <pic:cNvPicPr/>
+                </pic:nvPicPr>
+                <pic:blipFill>
+                  <a:blip r:embed="rId1">
+                    <a:extLst>
+                      <a:ext uri="{28A0092B-C50C-407E-A947-70E740481C1C}">
+                        <a14:useLocalDpi xmlns:a14="http://schemas.microsoft.com/office/drawing/2010/main" val="0"/>
+                      </a:ext>
+                    </a:extLst>
+                  </a:blip>
+                  <a:stretch>
+                    <a:fillRect/>
+                  </a:stretch>
+                </pic:blipFill>
+                <pic:spPr>
+                  <a:xfrm>
+                    <a:off x="0" y="0"/>
+                    <a:ext cx="779780" cy="548640"/>
+                  </a:xfrm>
+                  <a:prstGeom prst="rect">
+                    <a:avLst/>
+                  </a:prstGeom>
+                </pic:spPr>
+              </pic:pic>
+            </a:graphicData>
+          </a:graphic>
+          <wp14:sizeRelH relativeFrom="page">
+            <wp14:pctWidth>0</wp14:pctWidth>
+          </wp14:sizeRelH>
+          <wp14:sizeRelV relativeFrom="page">
+            <wp14:pctHeight>0</wp14:pctHeight>
+          </wp14:sizeRelV>
+        </wp:anchor>
+      </w:drawing>
+    </w:r>
+    <w:r>
+      <w:rPr>
+        <w:b/>
+        <w:bCs/>
+        <w:noProof/>
+        <w:sz w:val="32"/>
+        <w:szCs w:val="32"/>
+      </w:rPr>
       <mc:AlternateContent>
-        <mc:Choice Requires="wpg">
+        <mc:Choice Requires="wps">
           <w:drawing>
-            <wp:anchor distT="0" distB="0" distL="114300" distR="114300" simplePos="0" relativeHeight="251660288" behindDoc="0" locked="0" layoutInCell="1" allowOverlap="1" wp14:anchorId="41E25D52" wp14:editId="56F25959">
+            <wp:anchor distT="0" distB="0" distL="114300" distR="114300" simplePos="0" relativeHeight="251660288" behindDoc="0" locked="0" layoutInCell="1" allowOverlap="1" wp14:anchorId="5644C733" wp14:editId="09690C88">
               <wp:simplePos x="0" y="0"/>
               <wp:positionH relativeFrom="column">
-                <wp:posOffset>3707296</wp:posOffset>
+                <wp:posOffset>4340932</wp:posOffset>
               </wp:positionH>
               <wp:positionV relativeFrom="paragraph">
-                <wp:posOffset>-27830</wp:posOffset>
+                <wp:posOffset>-28378</wp:posOffset>
               </wp:positionV>
-              <wp:extent cx="3331348" cy="379454"/>
-              <wp:effectExtent l="0" t="0" r="2540" b="1905"/>
+              <wp:extent cx="2703195" cy="357505"/>
+              <wp:effectExtent l="0" t="0" r="1905" b="4445"/>
               <wp:wrapTight wrapText="bothSides">
                 <wp:wrapPolygon edited="0">
-                  <wp:start x="3829" y="0"/>
-                  <wp:lineTo x="618" y="0"/>
-                  <wp:lineTo x="247" y="11940"/>
-                  <wp:lineTo x="741" y="17367"/>
-                  <wp:lineTo x="0" y="17367"/>
-                  <wp:lineTo x="0" y="20623"/>
-                  <wp:lineTo x="3335" y="20623"/>
-                  <wp:lineTo x="21493" y="20623"/>
-                  <wp:lineTo x="21493" y="0"/>
-                  <wp:lineTo x="3829" y="0"/>
+                  <wp:start x="0" y="0"/>
+                  <wp:lineTo x="0" y="20718"/>
+                  <wp:lineTo x="21463" y="20718"/>
+                  <wp:lineTo x="21463" y="0"/>
+                  <wp:lineTo x="0" y="0"/>
                 </wp:wrapPolygon>
               </wp:wrapTight>
-              <wp:docPr id="1" name="Group 1"/>
-              <wp:cNvGraphicFramePr/>
+              <wp:docPr id="217" name="Text Box 2"/>
+              <wp:cNvGraphicFramePr>
+                <a:graphicFrameLocks xmlns:a="http://schemas.openxmlformats.org/drawingml/2006/main"/>
+              </wp:cNvGraphicFramePr>
               <a:graphic xmlns:a="http://schemas.openxmlformats.org/drawingml/2006/main">
-                <a:graphicData uri="http://schemas.microsoft.com/office/word/2010/wordprocessingGroup">
-                  <wpg:wgp>
-                    <wpg:cNvGrpSpPr/>
-                    <wpg:grpSpPr>
+                <a:graphicData uri="http://schemas.microsoft.com/office/word/2010/wordprocessingShape">
+                  <wps:wsp>
+                    <wps:cNvSpPr txBox="1">
+                      <a:spLocks noChangeArrowheads="1"/>
+                    </wps:cNvSpPr>
+                    <wps:spPr bwMode="auto">
                       <a:xfrm>
                         <a:off x="0" y="0"/>
-                        <a:ext cx="3331348" cy="379454"/>
-                        <a:chOff x="0" y="0"/>
-                        <a:chExt cx="3331348" cy="379454"/>
+                        <a:ext cx="2703195" cy="357505"/>
                       </a:xfrm>
-                    </wpg:grpSpPr>
-                    <pic:pic xmlns:pic="http://schemas.openxmlformats.org/drawingml/2006/picture">
-                      <pic:nvPicPr>
-                        <pic:cNvPr id="45" name="Picture 45"/>
-                        <pic:cNvPicPr>
-                          <a:picLocks noChangeAspect="1"/>
-                        </pic:cNvPicPr>
-                      </pic:nvPicPr>
-                      <pic:blipFill>
-                        <a:blip r:embed="rId1">
-                          <a:extLst>
-                            <a:ext uri="{28A0092B-C50C-407E-A947-70E740481C1C}">
-                              <a14:useLocalDpi xmlns:a14="http://schemas.microsoft.com/office/drawing/2010/main" val="0"/>
-                            </a:ext>
-                          </a:extLst>
-                        </a:blip>
-                        <a:stretch>
-                          <a:fillRect/>
-                        </a:stretch>
-                      </pic:blipFill>
-                      <pic:spPr>
-                        <a:xfrm>
-                          <a:off x="0" y="23854"/>
-                          <a:ext cx="497205" cy="355600"/>
-                        </a:xfrm>
-                        <a:prstGeom prst="rect">
-                          <a:avLst/>
-                        </a:prstGeom>
-                      </pic:spPr>
-                    </pic:pic>
-                    <wps:wsp>
-                      <wps:cNvPr id="217" name="Text Box 2"/>
-                      <wps:cNvSpPr txBox="1">
-                        <a:spLocks noChangeArrowheads="1"/>
-                      </wps:cNvSpPr>
-                      <wps:spPr bwMode="auto">
-                        <a:xfrm>
-                          <a:off x="628153" y="0"/>
-                          <a:ext cx="2703195" cy="357505"/>
-                        </a:xfrm>
-                        <a:prstGeom prst="rect">
-                          <a:avLst/>
-                        </a:prstGeom>
-                        <a:solidFill>
-                          <a:srgbClr val="FFFFFF"/>
-                        </a:solidFill>
-                        <a:ln w="9525">
-                          <a:noFill/>
-                          <a:miter lim="800000"/>
-                          <a:headEnd/>
-                          <a:tailEnd/>
-                        </a:ln>
-                      </wps:spPr>
-                      <wps:txbx>
-                        <w:txbxContent>
-                          <w:p>
-                            <w:pPr>
-                              <w:pStyle w:val="Header"/>
-                              <w:ind w:right="-576"/>
-                              <w:rPr>
-                                <w:b/>
-                                <w:bCs/>
-                                <w:sz w:val="32"/>
-                                <w:szCs w:val="32"/>
-                              </w:rPr>
-                            </w:pPr>
-                            <w:proofErr w:type="spellStart"/>
-                            <w:r>
-                              <w:rPr>
-                                <w:b/>
-                                <w:bCs/>
-                                <w:sz w:val="32"/>
-                                <w:szCs w:val="32"/>
-                              </w:rPr>
-                              <w:t>C</w:t>
-                            </w:r>
-                            <w:r>
-                              <w:rPr>
-                                <w:b/>
-                                <w:bCs/>
-                                <w:sz w:val="32"/>
-                                <w:szCs w:val="32"/>
-                              </w:rPr>
-                              <w:t>edaar</w:t>
-                            </w:r>
-                            <w:proofErr w:type="spellEnd"/>
-                            <w:r>
-                              <w:rPr>
-                                <w:b/>
-                                <w:bCs/>
-                                <w:sz w:val="32"/>
-                                <w:szCs w:val="32"/>
-                              </w:rPr>
-                              <w:t xml:space="preserve"> Textile Private Limited</w:t>
-                            </w:r>
-                          </w:p>
-                          <w:p/>
-                        </w:txbxContent>
-                      </wps:txbx>
-                      <wps:bodyPr rot="0" vert="horz" wrap="square" lIns="91440" tIns="45720" rIns="91440" bIns="45720" anchor="t" anchorCtr="0">
-                        <a:noAutofit/>
-                      </wps:bodyPr>
-                    </wps:wsp>
-                  </wpg:wgp>
+                      <a:prstGeom prst="rect">
+                        <a:avLst/>
+                      </a:prstGeom>
+                      <a:solidFill>
+                        <a:srgbClr val="FFFFFF"/>
+                      </a:solidFill>
+                      <a:ln w="9525">
+                        <a:noFill/>
+                        <a:miter lim="800000"/>
+                        <a:headEnd/>
+                        <a:tailEnd/>
+                      </a:ln>
+                    </wps:spPr>
+                    <wps:txbx>
+                      <w:txbxContent>
+                        <w:p>
+                          <w:pPr>
+                            <w:pStyle w:val="Header"/>
+                            <w:ind w:right="-576"/>
+                            <w:rPr>
+                              <w:b/>
+                              <w:bCs/>
+                              <w:sz w:val="32"/>
+                              <w:szCs w:val="32"/>
+                            </w:rPr>
+                          </w:pPr>
+                          <w:r>
+                            <w:rPr>
+                              <w:b/>
+                              <w:bCs/>
+                              <w:sz w:val="32"/>
+                              <w:szCs w:val="32"/>
+                            </w:rPr>
+                            <w:t>AUBURN DESIGN PRIVATE LIMITED</w:t>
+                          </w:r>
+                        </w:p>
+                        <w:p/>
+                      </w:txbxContent>
+                    </wps:txbx>
+                    <wps:bodyPr rot="0" vert="horz" wrap="square" lIns="91440" tIns="45720" rIns="91440" bIns="45720" anchor="t" anchorCtr="0">
+                      <a:noAutofit/>
+                    </wps:bodyPr>
+                  </wps:wsp>
                 </a:graphicData>
               </a:graphic>
             </wp:anchor>
@@ -3628,86 +3188,43 @@
         </mc:Choice>
         <mc:Fallback>
           <w:pict>
-            <v:group w14:anchorId="41E25D52" id="Group 1" o:spid="_x0000_s1026" style="position:absolute;margin-left:291.9pt;margin-top:-2.2pt;width:262.3pt;height:29.9pt;z-index:251660288" coordsize="33313,3794" o:gfxdata="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">
-              <v:shapetype id="_x0000_t75" coordsize="21600,21600" o:spt="75" o:preferrelative="t" path="m@4@5l@4@11@9@11@9@5xe" filled="f" stroked="f">
-                <v:stroke joinstyle="miter"/>
-                <v:formulas>
-                  <v:f eqn="if lineDrawn pixelLineWidth 0"/>
-                  <v:f eqn="sum @0 1 0"/>
-                  <v:f eqn="sum 0 0 @1"/>
-                  <v:f eqn="prod @2 1 2"/>
-                  <v:f eqn="prod @3 21600 pixelWidth"/>
-                  <v:f eqn="prod @3 21600 pixelHeight"/>
-                  <v:f eqn="sum @0 0 1"/>
-                  <v:f eqn="prod @6 1 2"/>
-                  <v:f eqn="prod @7 21600 pixelWidth"/>
-                  <v:f eqn="sum @8 21600 0"/>
-                  <v:f eqn="prod @7 21600 pixelHeight"/>
-                  <v:f eqn="sum @10 21600 0"/>
-                </v:formulas>
-                <v:path o:extrusionok="f" gradientshapeok="t" o:connecttype="rect"/>
-                <o:lock v:ext="edit" aspectratio="t"/>
-              </v:shapetype>
-              <v:shape id="Picture 45" o:spid="_x0000_s1027" type="#_x0000_t75" style="position:absolute;top:238;width:4972;height:3556;visibility:visible;mso-wrap-style:square" o:gfxdata="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">
-                <v:imagedata r:id="rId2" o:title=""/>
-              </v:shape>
-              <v:shapetype id="_x0000_t202" coordsize="21600,21600" o:spt="202" path="m,l,21600r21600,l21600,xe">
-                <v:stroke joinstyle="miter"/>
-                <v:path gradientshapeok="t" o:connecttype="rect"/>
-              </v:shapetype>
-              <v:shape id="Text Box 2" o:spid="_x0000_s1028" type="#_x0000_t202" style="position:absolute;left:6281;width:27032;height:3575;visibility:visible;mso-wrap-style:square;v-text-anchor:top" o:gfxdata="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" stroked="f">
-                <v:textbox>
-                  <w:txbxContent>
-                    <w:p>
-                      <w:pPr>
-                        <w:pStyle w:val="Header"/>
-                        <w:ind w:right="-576"/>
-                        <w:rPr>
-                          <w:b/>
-                          <w:bCs/>
-                          <w:sz w:val="32"/>
-                          <w:szCs w:val="32"/>
-                        </w:rPr>
-                      </w:pPr>
-                      <w:r>
-                        <w:rPr>
-                          <w:b/>
-                          <w:bCs/>
-                          <w:sz w:val="32"/>
-                          <w:szCs w:val="32"/>
-                        </w:rPr>
-                        <w:t>C</w:t>
-                      </w:r>
-                      <w:r>
-                        <w:rPr>
-                          <w:b/>
-                          <w:bCs/>
-                          <w:sz w:val="32"/>
-                          <w:szCs w:val="32"/>
-                        </w:rPr>
-                        <w:t>edaar Textile Private Limited</w:t>
-                      </w:r>
-                    </w:p>
-                    <w:p/>
-                  </w:txbxContent>
-                </v:textbox>
-              </v:shape>
+            <v:shapetype w14:anchorId="5644C733" id="_x0000_t202" coordsize="21600,21600" o:spt="202" path="m,l,21600r21600,l21600,xe">
+              <v:stroke joinstyle="miter"/>
+              <v:path gradientshapeok="t" o:connecttype="rect"/>
+            </v:shapetype>
+            <v:shape id="Text Box 2" o:spid="_x0000_s1026" type="#_x0000_t202" style="position:absolute;margin-left:341.8pt;margin-top:-2.25pt;width:212.85pt;height:28.15pt;z-index:251660288;visibility:visible;mso-wrap-style:square;mso-wrap-distance-left:9pt;mso-wrap-distance-top:0;mso-wrap-distance-right:9pt;mso-wrap-distance-bottom:0;mso-position-horizontal:absolute;mso-position-horizontal-relative:text;mso-position-vertical:absolute;mso-position-vertical-relative:text;v-text-anchor:top" o:gfxdata="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" stroked="f">
+              <v:textbox>
+                <w:txbxContent>
+                  <w:p>
+                    <w:pPr>
+                      <w:pStyle w:val="Header"/>
+                      <w:ind w:right="-576"/>
+                      <w:rPr>
+                        <w:b/>
+                        <w:bCs/>
+                        <w:sz w:val="32"/>
+                        <w:szCs w:val="32"/>
+                      </w:rPr>
+                    </w:pPr>
+                    <w:r>
+                      <w:rPr>
+                        <w:b/>
+                        <w:bCs/>
+                        <w:sz w:val="32"/>
+                        <w:szCs w:val="32"/>
+                      </w:rPr>
+                      <w:t>AUBURN DESIGN PRIVATE LIMITED</w:t>
+                    </w:r>
+                  </w:p>
+                  <w:p/>
+                </w:txbxContent>
+              </v:textbox>
               <w10:wrap type="tight"/>
-            </v:group>
+            </v:shape>
           </w:pict>
         </mc:Fallback>
       </mc:AlternateContent>
     </w:r>
-  </w:p>
-</w:hdr>
-</file>
-
-<file path=word/header3.xml><?xml version="1.0" encoding="utf-8"?>
-<w:hdr xmlns:wpc="http://schemas.microsoft.com/office/word/2010/wordprocessingCanvas" xmlns:cx="http://schemas.microsoft.com/office/drawing/2014/chartex" xmlns:cx1="http://schemas.microsoft.com/office/drawing/2015/9/8/chartex" xmlns:cx2="http://schemas.microsoft.com/office/drawing/2015/10/21/chartex" xmlns:cx3="http://schemas.microsoft.com/office/drawing/2016/5/9/chartex" xmlns:cx4="http://schemas.microsoft.com/office/drawing/2016/5/10/chartex" xmlns:cx5="http://schemas.microsoft.com/office/drawing/2016/5/11/chartex" xmlns:cx6="http://schemas.microsoft.com/office/drawing/2016/5/12/chartex" xmlns:cx7="http://schemas.microsoft.com/office/drawing/2016/5/13/chartex" xmlns:cx8="http://schemas.microsoft.com/office/drawing/2016/5/14/chartex" xmlns:mc="http://schemas.openxmlformats.org/markup-compatibility/2006" xmlns:aink="http://schemas.microsoft.com/office/drawing/2016/ink" xmlns:am3d="http://schemas.microsoft.com/office/drawing/2017/model3d" xmlns:o="urn:schemas-microsoft-com:office:office" xmlns:r="http://schemas.openxmlformats.org/officeDocument/2006/relationships" xmlns:m="http://schemas.openxmlformats.org/officeDocument/2006/math" xmlns:v="urn:schemas-microsoft-com:vml" xmlns:wp14="http://schemas.microsoft.com/office/word/2010/wordprocessingDrawing" xmlns:wp="http://schemas.openxmlformats.org/drawingml/2006/wordprocessingDrawing" xmlns:w10="urn:schemas-microsoft-com:office:word" xmlns:w="http://schemas.openxmlformats.org/wordprocessingml/2006/main" xmlns:w14="http://schemas.microsoft.com/office/word/2010/wordml" xmlns:w15="http://schemas.microsoft.com/office/word/2012/wordml" xmlns:w16cex="http://schemas.microsoft.com/office/word/2018/wordml/cex" xmlns:w16cid="http://schemas.microsoft.com/office/word/2016/wordml/cid" xmlns:w16="http://schemas.microsoft.com/office/word/2018/wordml" xmlns:w16sdtdh="http://schemas.microsoft.com/office/word/2020/wordml/sdtdatahash" xmlns:w16se="http://schemas.microsoft.com/office/word/2015/wordml/symex" xmlns:wpg="http://schemas.microsoft.com/office/word/2010/wordprocessingGroup" xmlns:wpi="http://schemas.microsoft.com/office/word/2010/wordprocessingInk" xmlns:wne="http://schemas.microsoft.com/office/word/2006/wordml" xmlns:wps="http://schemas.microsoft.com/office/word/2010/wordprocessingShape" mc:Ignorable="w14 w15 w16se w16cid w16 w16cex w16sdtdh wp14">
-  <w:p>
-    <w:pPr>
-      <w:pStyle w:val="Header"/>
-    </w:pPr>
   </w:p>
 </w:hdr>
 </file>

--- a/APLOS/POPResources/Templates/LocalTaxInvoice20204.docx
+++ b/APLOS/POPResources/Templates/LocalTaxInvoice20204.docx
@@ -13,8 +13,7 @@
       <w:tblGrid>
         <w:gridCol w:w="2547"/>
         <w:gridCol w:w="2835"/>
-        <w:gridCol w:w="425"/>
-        <w:gridCol w:w="1418"/>
+        <w:gridCol w:w="1843"/>
         <w:gridCol w:w="2208"/>
         <w:gridCol w:w="1052"/>
         <w:gridCol w:w="2442"/>
@@ -28,7 +27,7 @@
         <w:tc>
           <w:tcPr>
             <w:tcW w:w="17910" w:type="dxa"/>
-            <w:gridSpan w:val="9"/>
+            <w:gridSpan w:val="8"/>
             <w:vAlign w:val="center"/>
           </w:tcPr>
           <w:p>
@@ -59,7 +58,7 @@
         <w:tc>
           <w:tcPr>
             <w:tcW w:w="14454" w:type="dxa"/>
-            <w:gridSpan w:val="8"/>
+            <w:gridSpan w:val="7"/>
             <w:vAlign w:val="center"/>
           </w:tcPr>
           <w:p>
@@ -161,6 +160,7 @@
               </w:rPr>
               <w:t xml:space="preserve"> </w:t>
             </w:r>
+            <w:proofErr w:type="gramStart"/>
             <w:r>
               <w:rPr>
                 <w:rFonts w:ascii="Tahoma" w:hAnsi="Tahoma" w:cs="Tahoma"/>
@@ -171,6 +171,7 @@
               </w:rPr>
               <w:t>PH:-</w:t>
             </w:r>
+            <w:proofErr w:type="gramEnd"/>
             <w:r>
               <w:rPr>
                 <w:rFonts w:ascii="Tahoma" w:hAnsi="Tahoma" w:cs="Tahoma"/>
@@ -282,14 +283,43 @@
                 <w:sz w:val="16"/>
                 <w:szCs w:val="16"/>
               </w:rPr>
-              <w:t xml:space="preserve">GST NO : </w:t>
+              <w:t xml:space="preserve">GST </w:t>
+            </w:r>
+            <w:proofErr w:type="gramStart"/>
+            <w:r>
+              <w:rPr>
+                <w:rFonts w:ascii="Tahoma" w:hAnsi="Tahoma" w:cs="Tahoma"/>
+                <w:b/>
+                <w:sz w:val="16"/>
+                <w:szCs w:val="16"/>
+              </w:rPr>
+              <w:t>NO :</w:t>
+            </w:r>
+            <w:proofErr w:type="gramEnd"/>
+            <w:r>
+              <w:rPr>
+                <w:rFonts w:ascii="Tahoma" w:hAnsi="Tahoma" w:cs="Tahoma"/>
+                <w:b/>
+                <w:sz w:val="16"/>
+                <w:szCs w:val="16"/>
+              </w:rPr>
+              <w:t xml:space="preserve"> </w:t>
+            </w:r>
+            <w:r>
+              <w:rPr>
+                <w:rFonts w:ascii="Arial Narrow" w:hAnsi="Arial Narrow" w:cs="Tahoma"/>
+                <w:b/>
+                <w:sz w:val="18"/>
+                <w:szCs w:val="18"/>
+              </w:rPr>
+              <w:t>20AATCA6942P1Z3</w:t>
             </w:r>
           </w:p>
         </w:tc>
         <w:tc>
           <w:tcPr>
-            <w:tcW w:w="3260" w:type="dxa"/>
-            <w:gridSpan w:val="2"/>
+            <w:tcW w:w="11907" w:type="dxa"/>
+            <w:gridSpan w:val="6"/>
             <w:vAlign w:val="center"/>
           </w:tcPr>
           <w:p>
@@ -310,23 +340,15 @@
               </w:rPr>
               <w:t xml:space="preserve">CIN NO- </w:t>
             </w:r>
-          </w:p>
-        </w:tc>
-        <w:tc>
-          <w:tcPr>
-            <w:tcW w:w="8647" w:type="dxa"/>
-            <w:gridSpan w:val="5"/>
-            <w:vAlign w:val="center"/>
-          </w:tcPr>
-          <w:p>
-            <w:pPr>
-              <w:rPr>
-                <w:rFonts w:ascii="Tahoma" w:hAnsi="Tahoma" w:cs="Tahoma"/>
-                <w:b/>
-                <w:sz w:val="16"/>
-                <w:szCs w:val="16"/>
-              </w:rPr>
-            </w:pPr>
+            <w:r>
+              <w:rPr>
+                <w:rFonts w:ascii="Arial Narrow" w:hAnsi="Arial Narrow" w:cs="Tahoma"/>
+                <w:b/>
+                <w:sz w:val="18"/>
+                <w:szCs w:val="18"/>
+              </w:rPr>
+              <w:t>U17299KA2020PTC136011</w:t>
+            </w:r>
           </w:p>
         </w:tc>
         <w:tc>
@@ -350,25 +372,7 @@
                 <w:sz w:val="16"/>
                 <w:szCs w:val="16"/>
               </w:rPr>
-              <w:t>I</w:t>
-            </w:r>
-            <w:r>
-              <w:rPr>
-                <w:rFonts w:ascii="Tahoma" w:hAnsi="Tahoma" w:cs="Tahoma"/>
-                <w:b/>
-                <w:sz w:val="16"/>
-                <w:szCs w:val="16"/>
-              </w:rPr>
-              <w:t>nvoice No:</w:t>
-            </w:r>
-            <w:r>
-              <w:rPr>
-                <w:rFonts w:ascii="Tahoma" w:hAnsi="Tahoma" w:cs="Tahoma"/>
-                <w:b/>
-                <w:sz w:val="16"/>
-                <w:szCs w:val="16"/>
-              </w:rPr>
-              <w:t xml:space="preserve"> {</w:t>
+              <w:t>Invoice No: {</w:t>
             </w:r>
             <w:proofErr w:type="spellStart"/>
             <w:r>
@@ -407,34 +411,7 @@
                 <w:sz w:val="16"/>
                 <w:szCs w:val="16"/>
               </w:rPr>
-              <w:t xml:space="preserve">Invoice </w:t>
-            </w:r>
-            <w:r>
-              <w:rPr>
-                <w:rFonts w:ascii="Tahoma" w:hAnsi="Tahoma" w:cs="Tahoma"/>
-                <w:b/>
-                <w:sz w:val="16"/>
-                <w:szCs w:val="16"/>
-              </w:rPr>
-              <w:t>D</w:t>
-            </w:r>
-            <w:r>
-              <w:rPr>
-                <w:rFonts w:ascii="Tahoma" w:hAnsi="Tahoma" w:cs="Tahoma"/>
-                <w:b/>
-                <w:sz w:val="16"/>
-                <w:szCs w:val="16"/>
-              </w:rPr>
-              <w:t>ate</w:t>
-            </w:r>
-            <w:r>
-              <w:rPr>
-                <w:rFonts w:ascii="Tahoma" w:hAnsi="Tahoma" w:cs="Tahoma"/>
-                <w:b/>
-                <w:sz w:val="16"/>
-                <w:szCs w:val="16"/>
-              </w:rPr>
-              <w:t>: {</w:t>
+              <w:t>Invoice Date: {</w:t>
             </w:r>
             <w:proofErr w:type="spellStart"/>
             <w:r>
@@ -466,7 +443,7 @@
         <w:tc>
           <w:tcPr>
             <w:tcW w:w="17910" w:type="dxa"/>
-            <w:gridSpan w:val="9"/>
+            <w:gridSpan w:val="8"/>
             <w:vAlign w:val="center"/>
           </w:tcPr>
           <w:p>
@@ -558,7 +535,7 @@
         <w:tc>
           <w:tcPr>
             <w:tcW w:w="7938" w:type="dxa"/>
-            <w:gridSpan w:val="5"/>
+            <w:gridSpan w:val="4"/>
             <w:vAlign w:val="center"/>
           </w:tcPr>
           <w:p>
@@ -625,6 +602,7 @@
               <w:t xml:space="preserve">Customer </w:t>
             </w:r>
             <w:proofErr w:type="spellStart"/>
+            <w:proofErr w:type="gramStart"/>
             <w:r>
               <w:rPr>
                 <w:rFonts w:ascii="Tahoma" w:hAnsi="Tahoma" w:cs="Tahoma"/>
@@ -662,6 +640,7 @@
               </w:rPr>
               <w:t>:-</w:t>
             </w:r>
+            <w:proofErr w:type="gramEnd"/>
             <w:r>
               <w:rPr>
                 <w:rFonts w:ascii="Tahoma" w:hAnsi="Tahoma" w:cs="Tahoma"/>
@@ -723,7 +702,27 @@
                 <w:sz w:val="16"/>
                 <w:szCs w:val="16"/>
               </w:rPr>
-              <w:t>PAN NO :-</w:t>
+              <w:t xml:space="preserve">PAN </w:t>
+            </w:r>
+            <w:proofErr w:type="gramStart"/>
+            <w:r>
+              <w:rPr>
+                <w:rFonts w:ascii="Tahoma" w:hAnsi="Tahoma" w:cs="Tahoma"/>
+                <w:b/>
+                <w:sz w:val="16"/>
+                <w:szCs w:val="16"/>
+              </w:rPr>
+              <w:t>NO :</w:t>
+            </w:r>
+            <w:proofErr w:type="gramEnd"/>
+            <w:r>
+              <w:rPr>
+                <w:rFonts w:ascii="Tahoma" w:hAnsi="Tahoma" w:cs="Tahoma"/>
+                <w:b/>
+                <w:sz w:val="16"/>
+                <w:szCs w:val="16"/>
+              </w:rPr>
+              <w:t>-</w:t>
             </w:r>
             <w:r>
               <w:rPr>
@@ -834,7 +833,7 @@
         <w:tc>
           <w:tcPr>
             <w:tcW w:w="15363" w:type="dxa"/>
-            <w:gridSpan w:val="8"/>
+            <w:gridSpan w:val="7"/>
             <w:vAlign w:val="center"/>
           </w:tcPr>
           <w:p>
@@ -956,7 +955,7 @@
         <w:tc>
           <w:tcPr>
             <w:tcW w:w="15363" w:type="dxa"/>
-            <w:gridSpan w:val="8"/>
+            <w:gridSpan w:val="7"/>
             <w:vAlign w:val="center"/>
           </w:tcPr>
           <w:p>
@@ -1105,7 +1104,6 @@
         <w:tc>
           <w:tcPr>
             <w:tcW w:w="1843" w:type="dxa"/>
-            <w:gridSpan w:val="2"/>
             <w:vAlign w:val="center"/>
           </w:tcPr>
           <w:p>
@@ -1205,8 +1203,19 @@
                 <w:sz w:val="16"/>
                 <w:szCs w:val="16"/>
               </w:rPr>
-              <w:t>Container No :</w:t>
-            </w:r>
+              <w:t xml:space="preserve">Container </w:t>
+            </w:r>
+            <w:proofErr w:type="gramStart"/>
+            <w:r>
+              <w:rPr>
+                <w:rFonts w:ascii="Tahoma" w:hAnsi="Tahoma" w:cs="Tahoma"/>
+                <w:b/>
+                <w:sz w:val="16"/>
+                <w:szCs w:val="16"/>
+              </w:rPr>
+              <w:t>No :</w:t>
+            </w:r>
+            <w:proofErr w:type="gramEnd"/>
             <w:r>
               <w:rPr>
                 <w:rFonts w:ascii="Tahoma" w:hAnsi="Tahoma" w:cs="Tahoma"/>
@@ -1349,7 +1358,6 @@
         <w:tc>
           <w:tcPr>
             <w:tcW w:w="1843" w:type="dxa"/>
-            <w:gridSpan w:val="2"/>
           </w:tcPr>
           <w:p>
             <w:pPr>
@@ -1547,6 +1555,7 @@
               </w:rPr>
               <w:t xml:space="preserve">Transport Doc </w:t>
             </w:r>
+            <w:proofErr w:type="gramStart"/>
             <w:r>
               <w:rPr>
                 <w:rFonts w:ascii="Tahoma" w:hAnsi="Tahoma" w:cs="Tahoma"/>
@@ -1568,6 +1577,7 @@
               <w:t>{</w:t>
             </w:r>
             <w:proofErr w:type="spellStart"/>
+            <w:proofErr w:type="gramEnd"/>
             <w:r>
               <w:rPr>
                 <w:rFonts w:ascii="Consolas" w:hAnsi="Consolas" w:cs="Consolas"/>
@@ -1654,7 +1664,7 @@
         <w:tc>
           <w:tcPr>
             <w:tcW w:w="15363" w:type="dxa"/>
-            <w:gridSpan w:val="8"/>
+            <w:gridSpan w:val="7"/>
             <w:vAlign w:val="center"/>
           </w:tcPr>
           <w:p>
@@ -1705,7 +1715,7 @@
         <w:tc>
           <w:tcPr>
             <w:tcW w:w="17910" w:type="dxa"/>
-            <w:gridSpan w:val="9"/>
+            <w:gridSpan w:val="8"/>
             <w:vAlign w:val="center"/>
           </w:tcPr>
           <w:p>
@@ -1800,7 +1810,7 @@
         <w:tc>
           <w:tcPr>
             <w:tcW w:w="17910" w:type="dxa"/>
-            <w:gridSpan w:val="9"/>
+            <w:gridSpan w:val="8"/>
             <w:vAlign w:val="center"/>
           </w:tcPr>
           <w:p>
@@ -1947,6 +1957,7 @@
                 <w:szCs w:val="16"/>
               </w:rPr>
             </w:pPr>
+            <w:proofErr w:type="gramStart"/>
             <w:r>
               <w:rPr>
                 <w:rFonts w:ascii="Tahoma" w:eastAsia="Arial" w:hAnsi="Tahoma" w:cs="Tahoma"/>
@@ -1955,7 +1966,18 @@
                 <w:sz w:val="16"/>
                 <w:szCs w:val="16"/>
               </w:rPr>
-              <w:t>Total : {</w:t>
+              <w:t>Total :</w:t>
+            </w:r>
+            <w:proofErr w:type="gramEnd"/>
+            <w:r>
+              <w:rPr>
+                <w:rFonts w:ascii="Tahoma" w:eastAsia="Arial" w:hAnsi="Tahoma" w:cs="Tahoma"/>
+                <w:b/>
+                <w:bCs/>
+                <w:sz w:val="16"/>
+                <w:szCs w:val="16"/>
+              </w:rPr>
+              <w:t xml:space="preserve"> {</w:t>
             </w:r>
             <w:proofErr w:type="spellStart"/>
             <w:r>
@@ -2083,8 +2105,20 @@
                 <w:sz w:val="16"/>
                 <w:szCs w:val="16"/>
               </w:rPr>
-              <w:t>For Payment :</w:t>
-            </w:r>
+              <w:t xml:space="preserve">For </w:t>
+            </w:r>
+            <w:proofErr w:type="gramStart"/>
+            <w:r>
+              <w:rPr>
+                <w:rFonts w:ascii="Tahoma" w:hAnsi="Tahoma" w:cs="Tahoma"/>
+                <w:b/>
+                <w:bCs/>
+                <w:sz w:val="16"/>
+                <w:szCs w:val="16"/>
+              </w:rPr>
+              <w:t>Payment :</w:t>
+            </w:r>
+            <w:proofErr w:type="gramEnd"/>
           </w:p>
         </w:tc>
         <w:tc>
@@ -2114,8 +2148,20 @@
                 <w:sz w:val="16"/>
                 <w:szCs w:val="16"/>
               </w:rPr>
-              <w:t>Bank Name :</w:t>
-            </w:r>
+              <w:t xml:space="preserve">Bank </w:t>
+            </w:r>
+            <w:proofErr w:type="gramStart"/>
+            <w:r>
+              <w:rPr>
+                <w:rFonts w:ascii="Tahoma" w:hAnsi="Tahoma" w:cs="Tahoma"/>
+                <w:b/>
+                <w:bCs/>
+                <w:sz w:val="16"/>
+                <w:szCs w:val="16"/>
+              </w:rPr>
+              <w:t>Name :</w:t>
+            </w:r>
+            <w:proofErr w:type="gramEnd"/>
           </w:p>
         </w:tc>
         <w:tc>
@@ -2195,8 +2241,20 @@
                 <w:sz w:val="16"/>
                 <w:szCs w:val="16"/>
               </w:rPr>
-              <w:t>Account No :</w:t>
-            </w:r>
+              <w:t xml:space="preserve">Account </w:t>
+            </w:r>
+            <w:proofErr w:type="gramStart"/>
+            <w:r>
+              <w:rPr>
+                <w:rFonts w:ascii="Tahoma" w:hAnsi="Tahoma" w:cs="Tahoma"/>
+                <w:b/>
+                <w:bCs/>
+                <w:sz w:val="16"/>
+                <w:szCs w:val="16"/>
+              </w:rPr>
+              <w:t>No :</w:t>
+            </w:r>
+            <w:proofErr w:type="gramEnd"/>
           </w:p>
         </w:tc>
         <w:tc>
@@ -2274,6 +2332,7 @@
                 <w:szCs w:val="16"/>
               </w:rPr>
             </w:pPr>
+            <w:proofErr w:type="gramStart"/>
             <w:r>
               <w:rPr>
                 <w:rFonts w:ascii="Tahoma" w:hAnsi="Tahoma" w:cs="Tahoma"/>
@@ -2284,6 +2343,7 @@
               </w:rPr>
               <w:t>Branch :</w:t>
             </w:r>
+            <w:proofErr w:type="gramEnd"/>
           </w:p>
         </w:tc>
         <w:tc>
@@ -2369,7 +2429,29 @@
                 <w:sz w:val="16"/>
                 <w:szCs w:val="16"/>
               </w:rPr>
-              <w:t xml:space="preserve">Bank Address : </w:t>
+              <w:t xml:space="preserve">Bank </w:t>
+            </w:r>
+            <w:proofErr w:type="gramStart"/>
+            <w:r>
+              <w:rPr>
+                <w:rFonts w:ascii="Tahoma" w:hAnsi="Tahoma" w:cs="Tahoma"/>
+                <w:b/>
+                <w:bCs/>
+                <w:sz w:val="16"/>
+                <w:szCs w:val="16"/>
+              </w:rPr>
+              <w:t>Address :</w:t>
+            </w:r>
+            <w:proofErr w:type="gramEnd"/>
+            <w:r>
+              <w:rPr>
+                <w:rFonts w:ascii="Tahoma" w:hAnsi="Tahoma" w:cs="Tahoma"/>
+                <w:b/>
+                <w:bCs/>
+                <w:sz w:val="16"/>
+                <w:szCs w:val="16"/>
+              </w:rPr>
+              <w:t xml:space="preserve"> </w:t>
             </w:r>
           </w:p>
         </w:tc>
@@ -2473,7 +2555,29 @@
                 <w:sz w:val="16"/>
                 <w:szCs w:val="16"/>
               </w:rPr>
-              <w:t xml:space="preserve"> above are true and correct  and the amount indicated  represents the price actually charged  and that there is no flow of additional Consideration directly  from buyers.</w:t>
+              <w:t xml:space="preserve"> above are true and </w:t>
+            </w:r>
+            <w:proofErr w:type="gramStart"/>
+            <w:r>
+              <w:rPr>
+                <w:rFonts w:ascii="Tahoma" w:hAnsi="Tahoma" w:cs="Tahoma"/>
+                <w:b/>
+                <w:bCs/>
+                <w:sz w:val="16"/>
+                <w:szCs w:val="16"/>
+              </w:rPr>
+              <w:t>correct  and</w:t>
+            </w:r>
+            <w:proofErr w:type="gramEnd"/>
+            <w:r>
+              <w:rPr>
+                <w:rFonts w:ascii="Tahoma" w:hAnsi="Tahoma" w:cs="Tahoma"/>
+                <w:b/>
+                <w:bCs/>
+                <w:sz w:val="16"/>
+                <w:szCs w:val="16"/>
+              </w:rPr>
+              <w:t xml:space="preserve"> the amount indicated  represents the price actually charged  and that there is no flow of additional Consideration directly  from buyers.</w:t>
             </w:r>
           </w:p>
           <w:p>
@@ -2600,6 +2704,7 @@
               </w:rPr>
               <w:t xml:space="preserve"> </w:t>
             </w:r>
+            <w:proofErr w:type="gramStart"/>
             <w:r>
               <w:rPr>
                 <w:rFonts w:ascii="Tahoma" w:hAnsi="Tahoma" w:cs="Tahoma"/>
@@ -2610,6 +2715,36 @@
               </w:rPr>
               <w:t>PRIVATE</w:t>
             </w:r>
+            <w:r>
+              <w:rPr>
+                <w:rFonts w:ascii="Tahoma" w:hAnsi="Tahoma" w:cs="Tahoma"/>
+                <w:b/>
+                <w:bCs/>
+                <w:sz w:val="16"/>
+                <w:szCs w:val="16"/>
+              </w:rPr>
+              <w:t xml:space="preserve"> </w:t>
+            </w:r>
+            <w:r>
+              <w:rPr>
+                <w:b/>
+                <w:bCs/>
+                <w:sz w:val="32"/>
+                <w:szCs w:val="32"/>
+              </w:rPr>
+              <w:t xml:space="preserve"> </w:t>
+            </w:r>
+            <w:r>
+              <w:rPr>
+                <w:rFonts w:ascii="Tahoma" w:hAnsi="Tahoma" w:cs="Tahoma"/>
+                <w:b/>
+                <w:bCs/>
+                <w:sz w:val="16"/>
+                <w:szCs w:val="16"/>
+              </w:rPr>
+              <w:t>LIMITED</w:t>
+            </w:r>
+            <w:proofErr w:type="gramEnd"/>
           </w:p>
         </w:tc>
       </w:tr>
@@ -2663,7 +2798,29 @@
                 <w:sz w:val="16"/>
                 <w:szCs w:val="16"/>
               </w:rPr>
-              <w:t xml:space="preserve"> above are true and correct  and the amount indicated  is provisional and additional consideration  will be received from the buyer on account of .</w:t>
+              <w:t xml:space="preserve"> above are true and </w:t>
+            </w:r>
+            <w:proofErr w:type="gramStart"/>
+            <w:r>
+              <w:rPr>
+                <w:rFonts w:ascii="Tahoma" w:hAnsi="Tahoma" w:cs="Tahoma"/>
+                <w:b/>
+                <w:bCs/>
+                <w:sz w:val="16"/>
+                <w:szCs w:val="16"/>
+              </w:rPr>
+              <w:t>correct  and</w:t>
+            </w:r>
+            <w:proofErr w:type="gramEnd"/>
+            <w:r>
+              <w:rPr>
+                <w:rFonts w:ascii="Tahoma" w:hAnsi="Tahoma" w:cs="Tahoma"/>
+                <w:b/>
+                <w:bCs/>
+                <w:sz w:val="16"/>
+                <w:szCs w:val="16"/>
+              </w:rPr>
+              <w:t xml:space="preserve"> the amount indicated  is provisional and additional consideration  will be received from the buyer on account of .</w:t>
             </w:r>
           </w:p>
           <w:p>
@@ -2757,7 +2914,18 @@
                 <w:sz w:val="16"/>
                 <w:szCs w:val="16"/>
               </w:rPr>
-              <w:t xml:space="preserve">All disputes are subject to </w:t>
+              <w:t xml:space="preserve">All disputes are subject </w:t>
+            </w:r>
+            <w:proofErr w:type="gramStart"/>
+            <w:r>
+              <w:rPr>
+                <w:rFonts w:ascii="Tahoma" w:hAnsi="Tahoma" w:cs="Tahoma"/>
+                <w:b/>
+                <w:bCs/>
+                <w:sz w:val="16"/>
+                <w:szCs w:val="16"/>
+              </w:rPr>
+              <w:t xml:space="preserve">to </w:t>
             </w:r>
             <w:r>
               <w:rPr>
@@ -2778,6 +2946,7 @@
               </w:rPr>
               <w:t>Ranchi</w:t>
             </w:r>
+            <w:proofErr w:type="gramEnd"/>
             <w:r>
               <w:rPr>
                 <w:rFonts w:ascii="Tahoma" w:hAnsi="Tahoma" w:cs="Tahoma"/>
@@ -3037,8 +3206,146 @@
         <w:sz w:val="32"/>
         <w:szCs w:val="32"/>
       </w:rPr>
+      <mc:AlternateContent>
+        <mc:Choice Requires="wps">
+          <w:drawing>
+            <wp:anchor distT="0" distB="0" distL="114300" distR="114300" simplePos="0" relativeHeight="251660288" behindDoc="0" locked="0" layoutInCell="1" allowOverlap="1" wp14:anchorId="5644C733" wp14:editId="29D4E2F0">
+              <wp:simplePos x="0" y="0"/>
+              <wp:positionH relativeFrom="column">
+                <wp:posOffset>4343400</wp:posOffset>
+              </wp:positionH>
+              <wp:positionV relativeFrom="paragraph">
+                <wp:posOffset>-24765</wp:posOffset>
+              </wp:positionV>
+              <wp:extent cx="3114675" cy="357505"/>
+              <wp:effectExtent l="0" t="0" r="9525" b="4445"/>
+              <wp:wrapTight wrapText="bothSides">
+                <wp:wrapPolygon edited="0">
+                  <wp:start x="0" y="0"/>
+                  <wp:lineTo x="0" y="20718"/>
+                  <wp:lineTo x="21534" y="20718"/>
+                  <wp:lineTo x="21534" y="0"/>
+                  <wp:lineTo x="0" y="0"/>
+                </wp:wrapPolygon>
+              </wp:wrapTight>
+              <wp:docPr id="217" name="Text Box 2"/>
+              <wp:cNvGraphicFramePr>
+                <a:graphicFrameLocks xmlns:a="http://schemas.openxmlformats.org/drawingml/2006/main"/>
+              </wp:cNvGraphicFramePr>
+              <a:graphic xmlns:a="http://schemas.openxmlformats.org/drawingml/2006/main">
+                <a:graphicData uri="http://schemas.microsoft.com/office/word/2010/wordprocessingShape">
+                  <wps:wsp>
+                    <wps:cNvSpPr txBox="1">
+                      <a:spLocks noChangeArrowheads="1"/>
+                    </wps:cNvSpPr>
+                    <wps:spPr bwMode="auto">
+                      <a:xfrm>
+                        <a:off x="0" y="0"/>
+                        <a:ext cx="3114675" cy="357505"/>
+                      </a:xfrm>
+                      <a:prstGeom prst="rect">
+                        <a:avLst/>
+                      </a:prstGeom>
+                      <a:solidFill>
+                        <a:srgbClr val="FFFFFF"/>
+                      </a:solidFill>
+                      <a:ln w="9525">
+                        <a:noFill/>
+                        <a:miter lim="800000"/>
+                        <a:headEnd/>
+                        <a:tailEnd/>
+                      </a:ln>
+                    </wps:spPr>
+                    <wps:txbx>
+                      <w:txbxContent>
+                        <w:p>
+                          <w:pPr>
+                            <w:pStyle w:val="Header"/>
+                            <w:ind w:right="-576"/>
+                            <w:rPr>
+                              <w:b/>
+                              <w:bCs/>
+                              <w:sz w:val="32"/>
+                              <w:szCs w:val="32"/>
+                            </w:rPr>
+                          </w:pPr>
+                          <w:r>
+                            <w:rPr>
+                              <w:b/>
+                              <w:bCs/>
+                              <w:sz w:val="32"/>
+                              <w:szCs w:val="32"/>
+                            </w:rPr>
+                            <w:t>AUBURN DESIGN PRIVATE LIMITED</w:t>
+                          </w:r>
+                        </w:p>
+                        <w:p/>
+                      </w:txbxContent>
+                    </wps:txbx>
+                    <wps:bodyPr rot="0" vert="horz" wrap="square" lIns="91440" tIns="45720" rIns="91440" bIns="45720" anchor="t" anchorCtr="0">
+                      <a:noAutofit/>
+                    </wps:bodyPr>
+                  </wps:wsp>
+                </a:graphicData>
+              </a:graphic>
+              <wp14:sizeRelH relativeFrom="margin">
+                <wp14:pctWidth>0</wp14:pctWidth>
+              </wp14:sizeRelH>
+              <wp14:sizeRelV relativeFrom="margin">
+                <wp14:pctHeight>0</wp14:pctHeight>
+              </wp14:sizeRelV>
+            </wp:anchor>
+          </w:drawing>
+        </mc:Choice>
+        <mc:Fallback>
+          <w:pict>
+            <v:shapetype w14:anchorId="5644C733" id="_x0000_t202" coordsize="21600,21600" o:spt="202" path="m,l,21600r21600,l21600,xe">
+              <v:stroke joinstyle="miter"/>
+              <v:path gradientshapeok="t" o:connecttype="rect"/>
+            </v:shapetype>
+            <v:shape id="Text Box 2" o:spid="_x0000_s1026" type="#_x0000_t202" style="position:absolute;margin-left:342pt;margin-top:-1.95pt;width:245.25pt;height:28.15pt;z-index:251660288;visibility:visible;mso-wrap-style:square;mso-width-percent:0;mso-height-percent:0;mso-wrap-distance-left:9pt;mso-wrap-distance-top:0;mso-wrap-distance-right:9pt;mso-wrap-distance-bottom:0;mso-position-horizontal:absolute;mso-position-horizontal-relative:text;mso-position-vertical:absolute;mso-position-vertical-relative:text;mso-width-percent:0;mso-height-percent:0;mso-width-relative:margin;mso-height-relative:margin;v-text-anchor:top" o:gfxdata="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" stroked="f">
+              <v:textbox>
+                <w:txbxContent>
+                  <w:p>
+                    <w:pPr>
+                      <w:pStyle w:val="Header"/>
+                      <w:ind w:right="-576"/>
+                      <w:rPr>
+                        <w:b/>
+                        <w:bCs/>
+                        <w:sz w:val="32"/>
+                        <w:szCs w:val="32"/>
+                      </w:rPr>
+                    </w:pPr>
+                    <w:r>
+                      <w:rPr>
+                        <w:b/>
+                        <w:bCs/>
+                        <w:sz w:val="32"/>
+                        <w:szCs w:val="32"/>
+                      </w:rPr>
+                      <w:t>AUBURN DESIGN PRIVATE LIMITED</w:t>
+                    </w:r>
+                  </w:p>
+                  <w:p/>
+                </w:txbxContent>
+              </v:textbox>
+              <w10:wrap type="tight"/>
+            </v:shape>
+          </w:pict>
+        </mc:Fallback>
+      </mc:AlternateContent>
+    </w:r>
+    <w:r>
+      <w:rPr>
+        <w:b/>
+        <w:bCs/>
+        <w:noProof/>
+        <w:sz w:val="32"/>
+        <w:szCs w:val="32"/>
+      </w:rPr>
       <w:drawing>
-        <wp:anchor distT="0" distB="0" distL="114300" distR="114300" simplePos="0" relativeHeight="251662336" behindDoc="1" locked="0" layoutInCell="1" allowOverlap="1" wp14:anchorId="436D6C30" wp14:editId="3953A096">
+        <wp:anchor distT="0" distB="0" distL="114300" distR="114300" simplePos="0" relativeHeight="251662336" behindDoc="1" locked="0" layoutInCell="1" allowOverlap="1" wp14:anchorId="436D6C30" wp14:editId="60F8DDB7">
           <wp:simplePos x="0" y="0"/>
           <wp:positionH relativeFrom="column">
             <wp:posOffset>3545840</wp:posOffset>
@@ -3092,138 +3399,6 @@
           </wp14:sizeRelV>
         </wp:anchor>
       </w:drawing>
-    </w:r>
-    <w:r>
-      <w:rPr>
-        <w:b/>
-        <w:bCs/>
-        <w:noProof/>
-        <w:sz w:val="32"/>
-        <w:szCs w:val="32"/>
-      </w:rPr>
-      <mc:AlternateContent>
-        <mc:Choice Requires="wps">
-          <w:drawing>
-            <wp:anchor distT="0" distB="0" distL="114300" distR="114300" simplePos="0" relativeHeight="251660288" behindDoc="0" locked="0" layoutInCell="1" allowOverlap="1" wp14:anchorId="5644C733" wp14:editId="09690C88">
-              <wp:simplePos x="0" y="0"/>
-              <wp:positionH relativeFrom="column">
-                <wp:posOffset>4340932</wp:posOffset>
-              </wp:positionH>
-              <wp:positionV relativeFrom="paragraph">
-                <wp:posOffset>-28378</wp:posOffset>
-              </wp:positionV>
-              <wp:extent cx="2703195" cy="357505"/>
-              <wp:effectExtent l="0" t="0" r="1905" b="4445"/>
-              <wp:wrapTight wrapText="bothSides">
-                <wp:wrapPolygon edited="0">
-                  <wp:start x="0" y="0"/>
-                  <wp:lineTo x="0" y="20718"/>
-                  <wp:lineTo x="21463" y="20718"/>
-                  <wp:lineTo x="21463" y="0"/>
-                  <wp:lineTo x="0" y="0"/>
-                </wp:wrapPolygon>
-              </wp:wrapTight>
-              <wp:docPr id="217" name="Text Box 2"/>
-              <wp:cNvGraphicFramePr>
-                <a:graphicFrameLocks xmlns:a="http://schemas.openxmlformats.org/drawingml/2006/main"/>
-              </wp:cNvGraphicFramePr>
-              <a:graphic xmlns:a="http://schemas.openxmlformats.org/drawingml/2006/main">
-                <a:graphicData uri="http://schemas.microsoft.com/office/word/2010/wordprocessingShape">
-                  <wps:wsp>
-                    <wps:cNvSpPr txBox="1">
-                      <a:spLocks noChangeArrowheads="1"/>
-                    </wps:cNvSpPr>
-                    <wps:spPr bwMode="auto">
-                      <a:xfrm>
-                        <a:off x="0" y="0"/>
-                        <a:ext cx="2703195" cy="357505"/>
-                      </a:xfrm>
-                      <a:prstGeom prst="rect">
-                        <a:avLst/>
-                      </a:prstGeom>
-                      <a:solidFill>
-                        <a:srgbClr val="FFFFFF"/>
-                      </a:solidFill>
-                      <a:ln w="9525">
-                        <a:noFill/>
-                        <a:miter lim="800000"/>
-                        <a:headEnd/>
-                        <a:tailEnd/>
-                      </a:ln>
-                    </wps:spPr>
-                    <wps:txbx>
-                      <w:txbxContent>
-                        <w:p>
-                          <w:pPr>
-                            <w:pStyle w:val="Header"/>
-                            <w:ind w:right="-576"/>
-                            <w:rPr>
-                              <w:b/>
-                              <w:bCs/>
-                              <w:sz w:val="32"/>
-                              <w:szCs w:val="32"/>
-                            </w:rPr>
-                          </w:pPr>
-                          <w:r>
-                            <w:rPr>
-                              <w:b/>
-                              <w:bCs/>
-                              <w:sz w:val="32"/>
-                              <w:szCs w:val="32"/>
-                            </w:rPr>
-                            <w:t>AUBURN DESIGN PRIVATE LIMITED</w:t>
-                          </w:r>
-                        </w:p>
-                        <w:p/>
-                      </w:txbxContent>
-                    </wps:txbx>
-                    <wps:bodyPr rot="0" vert="horz" wrap="square" lIns="91440" tIns="45720" rIns="91440" bIns="45720" anchor="t" anchorCtr="0">
-                      <a:noAutofit/>
-                    </wps:bodyPr>
-                  </wps:wsp>
-                </a:graphicData>
-              </a:graphic>
-            </wp:anchor>
-          </w:drawing>
-        </mc:Choice>
-        <mc:Fallback>
-          <w:pict>
-            <v:shapetype w14:anchorId="5644C733" id="_x0000_t202" coordsize="21600,21600" o:spt="202" path="m,l,21600r21600,l21600,xe">
-              <v:stroke joinstyle="miter"/>
-              <v:path gradientshapeok="t" o:connecttype="rect"/>
-            </v:shapetype>
-            <v:shape id="Text Box 2" o:spid="_x0000_s1026" type="#_x0000_t202" style="position:absolute;margin-left:341.8pt;margin-top:-2.25pt;width:212.85pt;height:28.15pt;z-index:251660288;visibility:visible;mso-wrap-style:square;mso-wrap-distance-left:9pt;mso-wrap-distance-top:0;mso-wrap-distance-right:9pt;mso-wrap-distance-bottom:0;mso-position-horizontal:absolute;mso-position-horizontal-relative:text;mso-position-vertical:absolute;mso-position-vertical-relative:text;v-text-anchor:top" o:gfxdata="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" stroked="f">
-              <v:textbox>
-                <w:txbxContent>
-                  <w:p>
-                    <w:pPr>
-                      <w:pStyle w:val="Header"/>
-                      <w:ind w:right="-576"/>
-                      <w:rPr>
-                        <w:b/>
-                        <w:bCs/>
-                        <w:sz w:val="32"/>
-                        <w:szCs w:val="32"/>
-                      </w:rPr>
-                    </w:pPr>
-                    <w:r>
-                      <w:rPr>
-                        <w:b/>
-                        <w:bCs/>
-                        <w:sz w:val="32"/>
-                        <w:szCs w:val="32"/>
-                      </w:rPr>
-                      <w:t>AUBURN DESIGN PRIVATE LIMITED</w:t>
-                    </w:r>
-                  </w:p>
-                  <w:p/>
-                </w:txbxContent>
-              </v:textbox>
-              <w10:wrap type="tight"/>
-            </v:shape>
-          </w:pict>
-        </mc:Fallback>
-      </mc:AlternateContent>
     </w:r>
   </w:p>
 </w:hdr>

--- a/APLOS/POPResources/Templates/LocalTaxInvoice20204.docx
+++ b/APLOS/POPResources/Templates/LocalTaxInvoice20204.docx
@@ -448,13 +448,35 @@
           </w:tcPr>
           <w:p>
             <w:pPr>
-              <w:rPr>
-                <w:rFonts w:ascii="Tahoma" w:hAnsi="Tahoma" w:cs="Tahoma"/>
-                <w:b/>
-                <w:sz w:val="16"/>
-                <w:szCs w:val="16"/>
-              </w:rPr>
-            </w:pPr>
+              <w:jc w:val="center"/>
+              <w:rPr>
+                <w:rFonts w:ascii="Tahoma" w:hAnsi="Tahoma" w:cs="Tahoma"/>
+                <w:b/>
+                <w:sz w:val="16"/>
+                <w:szCs w:val="16"/>
+              </w:rPr>
+            </w:pPr>
+            <w:r>
+              <w:rPr>
+                <w:rFonts w:ascii="Arial Narrow" w:hAnsi="Arial Narrow" w:cs="Tahoma"/>
+                <w:b/>
+                <w:sz w:val="16"/>
+                <w:szCs w:val="16"/>
+              </w:rPr>
+              <w:t xml:space="preserve">Website: </w:t>
+            </w:r>
+            <w:hyperlink r:id="rId8" w:history="1">
+              <w:r>
+                <w:rPr>
+                  <w:rStyle w:val="Hyperlink"/>
+                  <w:rFonts w:ascii="Arial Narrow" w:hAnsi="Arial Narrow" w:cs="Tahoma"/>
+                  <w:b/>
+                  <w:sz w:val="16"/>
+                  <w:szCs w:val="16"/>
+                </w:rPr>
+                <w:t>www.auburn-design.com</w:t>
+              </w:r>
+            </w:hyperlink>
           </w:p>
         </w:tc>
       </w:tr>
@@ -3018,8 +3040,8 @@
       </w:pPr>
     </w:p>
     <w:sectPr>
-      <w:headerReference w:type="default" r:id="rId8"/>
-      <w:footerReference w:type="default" r:id="rId9"/>
+      <w:headerReference w:type="default" r:id="rId9"/>
+      <w:footerReference w:type="default" r:id="rId10"/>
       <w:pgSz w:w="20160" w:h="12240" w:orient="landscape" w:code="5"/>
       <w:pgMar w:top="720" w:right="1800" w:bottom="245" w:left="1800" w:header="144" w:footer="0" w:gutter="0"/>
       <w:cols w:space="720"/>

--- a/APLOS/POPResources/Templates/LocalTaxInvoice20204.docx
+++ b/APLOS/POPResources/Templates/LocalTaxInvoice20204.docx
@@ -186,7 +186,7 @@
                 <w:sz w:val="20"/>
                 <w:szCs w:val="20"/>
               </w:rPr>
-              <w:t>+9</w:t>
+              <w:t>+</w:t>
             </w:r>
             <w:r>
               <w:rPr>
@@ -194,23 +194,7 @@
                 <w:sz w:val="20"/>
                 <w:szCs w:val="20"/>
               </w:rPr>
-              <w:t>852757</w:t>
-            </w:r>
-            <w:r>
-              <w:rPr>
-                <w:rFonts w:ascii="Tahoma" w:hAnsi="Tahoma" w:cs="Tahoma"/>
-                <w:sz w:val="20"/>
-                <w:szCs w:val="20"/>
-              </w:rPr>
-              <w:t>-</w:t>
-            </w:r>
-            <w:r>
-              <w:rPr>
-                <w:rFonts w:ascii="Tahoma" w:hAnsi="Tahoma" w:cs="Tahoma"/>
-                <w:sz w:val="20"/>
-                <w:szCs w:val="20"/>
-              </w:rPr>
-              <w:t>2233</w:t>
+              <w:t>9667936357</w:t>
             </w:r>
           </w:p>
         </w:tc>

--- a/APLOS/POPResources/Templates/LocalTaxInvoice20204.docx
+++ b/APLOS/POPResources/Templates/LocalTaxInvoice20204.docx
@@ -1,6 +1,6 @@
 
 <file path=word/document.xml><?xml version="1.0" encoding="utf-8"?>
-<w:document xmlns:wpc="http://schemas.microsoft.com/office/word/2010/wordprocessingCanvas" xmlns:cx="http://schemas.microsoft.com/office/drawing/2014/chartex" xmlns:cx1="http://schemas.microsoft.com/office/drawing/2015/9/8/chartex" xmlns:cx2="http://schemas.microsoft.com/office/drawing/2015/10/21/chartex" xmlns:cx3="http://schemas.microsoft.com/office/drawing/2016/5/9/chartex" xmlns:cx4="http://schemas.microsoft.com/office/drawing/2016/5/10/chartex" xmlns:cx5="http://schemas.microsoft.com/office/drawing/2016/5/11/chartex" xmlns:cx6="http://schemas.microsoft.com/office/drawing/2016/5/12/chartex" xmlns:cx7="http://schemas.microsoft.com/office/drawing/2016/5/13/chartex" xmlns:cx8="http://schemas.microsoft.com/office/drawing/2016/5/14/chartex" xmlns:mc="http://schemas.openxmlformats.org/markup-compatibility/2006" xmlns:aink="http://schemas.microsoft.com/office/drawing/2016/ink" xmlns:am3d="http://schemas.microsoft.com/office/drawing/2017/model3d" xmlns:o="urn:schemas-microsoft-com:office:office" xmlns:r="http://schemas.openxmlformats.org/officeDocument/2006/relationships" xmlns:m="http://schemas.openxmlformats.org/officeDocument/2006/math" xmlns:v="urn:schemas-microsoft-com:vml" xmlns:wp14="http://schemas.microsoft.com/office/word/2010/wordprocessingDrawing" xmlns:wp="http://schemas.openxmlformats.org/drawingml/2006/wordprocessingDrawing" xmlns:w10="urn:schemas-microsoft-com:office:word" xmlns:w="http://schemas.openxmlformats.org/wordprocessingml/2006/main" xmlns:w14="http://schemas.microsoft.com/office/word/2010/wordml" xmlns:w15="http://schemas.microsoft.com/office/word/2012/wordml" xmlns:w16cex="http://schemas.microsoft.com/office/word/2018/wordml/cex" xmlns:w16cid="http://schemas.microsoft.com/office/word/2016/wordml/cid" xmlns:w16="http://schemas.microsoft.com/office/word/2018/wordml" xmlns:w16sdtdh="http://schemas.microsoft.com/office/word/2020/wordml/sdtdatahash" xmlns:w16se="http://schemas.microsoft.com/office/word/2015/wordml/symex" xmlns:wpg="http://schemas.microsoft.com/office/word/2010/wordprocessingGroup" xmlns:wpi="http://schemas.microsoft.com/office/word/2010/wordprocessingInk" xmlns:wne="http://schemas.microsoft.com/office/word/2006/wordml" xmlns:wps="http://schemas.microsoft.com/office/word/2010/wordprocessingShape" mc:Ignorable="w14 w15 w16se w16cid w16 w16cex w16sdtdh wp14">
+<w:document xmlns:wpc="http://schemas.microsoft.com/office/word/2010/wordprocessingCanvas" xmlns:cx="http://schemas.microsoft.com/office/drawing/2014/chartex" xmlns:cx1="http://schemas.microsoft.com/office/drawing/2015/9/8/chartex" xmlns:cx2="http://schemas.microsoft.com/office/drawing/2015/10/21/chartex" xmlns:cx3="http://schemas.microsoft.com/office/drawing/2016/5/9/chartex" xmlns:cx4="http://schemas.microsoft.com/office/drawing/2016/5/10/chartex" xmlns:cx5="http://schemas.microsoft.com/office/drawing/2016/5/11/chartex" xmlns:cx6="http://schemas.microsoft.com/office/drawing/2016/5/12/chartex" xmlns:cx7="http://schemas.microsoft.com/office/drawing/2016/5/13/chartex" xmlns:cx8="http://schemas.microsoft.com/office/drawing/2016/5/14/chartex" xmlns:mc="http://schemas.openxmlformats.org/markup-compatibility/2006" xmlns:aink="http://schemas.microsoft.com/office/drawing/2016/ink" xmlns:am3d="http://schemas.microsoft.com/office/drawing/2017/model3d" xmlns:o="urn:schemas-microsoft-com:office:office" xmlns:oel="http://schemas.microsoft.com/office/2019/extlst" xmlns:r="http://schemas.openxmlformats.org/officeDocument/2006/relationships" xmlns:m="http://schemas.openxmlformats.org/officeDocument/2006/math" xmlns:v="urn:schemas-microsoft-com:vml" xmlns:wp14="http://schemas.microsoft.com/office/word/2010/wordprocessingDrawing" xmlns:wp="http://schemas.openxmlformats.org/drawingml/2006/wordprocessingDrawing" xmlns:w10="urn:schemas-microsoft-com:office:word" xmlns:w="http://schemas.openxmlformats.org/wordprocessingml/2006/main" xmlns:w14="http://schemas.microsoft.com/office/word/2010/wordml" xmlns:w15="http://schemas.microsoft.com/office/word/2012/wordml" xmlns:w16cex="http://schemas.microsoft.com/office/word/2018/wordml/cex" xmlns:w16cid="http://schemas.microsoft.com/office/word/2016/wordml/cid" xmlns:w16="http://schemas.microsoft.com/office/word/2018/wordml" xmlns:w16du="http://schemas.microsoft.com/office/word/2023/wordml/word16du" xmlns:w16sdtdh="http://schemas.microsoft.com/office/word/2020/wordml/sdtdatahash" xmlns:w16se="http://schemas.microsoft.com/office/word/2015/wordml/symex" xmlns:wpg="http://schemas.microsoft.com/office/word/2010/wordprocessingGroup" xmlns:wpi="http://schemas.microsoft.com/office/word/2010/wordprocessingInk" xmlns:wne="http://schemas.microsoft.com/office/word/2006/wordml" xmlns:wps="http://schemas.microsoft.com/office/word/2010/wordprocessingShape" mc:Ignorable="w14 w15 w16se w16cid w16 w16cex w16sdtdh wp14">
   <w:body>
     <w:tbl>
       <w:tblPr>
@@ -99,7 +99,7 @@
                 <w:sz w:val="20"/>
                 <w:szCs w:val="20"/>
               </w:rPr>
-              <w:t xml:space="preserve">Plot No 615, on Ranchi Tata Road </w:t>
+              <w:t>Plot No 615, on Ranchi Tata Road Vill-</w:t>
             </w:r>
             <w:proofErr w:type="spellStart"/>
             <w:r>
@@ -109,7 +109,7 @@
                 <w:sz w:val="20"/>
                 <w:szCs w:val="20"/>
               </w:rPr>
-              <w:t>Vill-Panch</w:t>
+              <w:t>Panch</w:t>
             </w:r>
             <w:proofErr w:type="spellEnd"/>
             <w:r>
@@ -160,7 +160,6 @@
               </w:rPr>
               <w:t xml:space="preserve"> </w:t>
             </w:r>
-            <w:proofErr w:type="gramStart"/>
             <w:r>
               <w:rPr>
                 <w:rFonts w:ascii="Tahoma" w:hAnsi="Tahoma" w:cs="Tahoma"/>
@@ -171,7 +170,6 @@
               </w:rPr>
               <w:t>PH:-</w:t>
             </w:r>
-            <w:proofErr w:type="gramEnd"/>
             <w:r>
               <w:rPr>
                 <w:rFonts w:ascii="Tahoma" w:hAnsi="Tahoma" w:cs="Tahoma"/>
@@ -267,27 +265,7 @@
                 <w:sz w:val="16"/>
                 <w:szCs w:val="16"/>
               </w:rPr>
-              <w:t xml:space="preserve">GST </w:t>
-            </w:r>
-            <w:proofErr w:type="gramStart"/>
-            <w:r>
-              <w:rPr>
-                <w:rFonts w:ascii="Tahoma" w:hAnsi="Tahoma" w:cs="Tahoma"/>
-                <w:b/>
-                <w:sz w:val="16"/>
-                <w:szCs w:val="16"/>
-              </w:rPr>
-              <w:t>NO :</w:t>
-            </w:r>
-            <w:proofErr w:type="gramEnd"/>
-            <w:r>
-              <w:rPr>
-                <w:rFonts w:ascii="Tahoma" w:hAnsi="Tahoma" w:cs="Tahoma"/>
-                <w:b/>
-                <w:sz w:val="16"/>
-                <w:szCs w:val="16"/>
-              </w:rPr>
-              <w:t xml:space="preserve"> </w:t>
+              <w:t xml:space="preserve">GST NO : </w:t>
             </w:r>
             <w:r>
               <w:rPr>
@@ -608,7 +586,6 @@
               <w:t xml:space="preserve">Customer </w:t>
             </w:r>
             <w:proofErr w:type="spellStart"/>
-            <w:proofErr w:type="gramStart"/>
             <w:r>
               <w:rPr>
                 <w:rFonts w:ascii="Tahoma" w:hAnsi="Tahoma" w:cs="Tahoma"/>
@@ -646,7 +623,6 @@
               </w:rPr>
               <w:t>:-</w:t>
             </w:r>
-            <w:proofErr w:type="gramEnd"/>
             <w:r>
               <w:rPr>
                 <w:rFonts w:ascii="Tahoma" w:hAnsi="Tahoma" w:cs="Tahoma"/>
@@ -708,27 +684,7 @@
                 <w:sz w:val="16"/>
                 <w:szCs w:val="16"/>
               </w:rPr>
-              <w:t xml:space="preserve">PAN </w:t>
-            </w:r>
-            <w:proofErr w:type="gramStart"/>
-            <w:r>
-              <w:rPr>
-                <w:rFonts w:ascii="Tahoma" w:hAnsi="Tahoma" w:cs="Tahoma"/>
-                <w:b/>
-                <w:sz w:val="16"/>
-                <w:szCs w:val="16"/>
-              </w:rPr>
-              <w:t>NO :</w:t>
-            </w:r>
-            <w:proofErr w:type="gramEnd"/>
-            <w:r>
-              <w:rPr>
-                <w:rFonts w:ascii="Tahoma" w:hAnsi="Tahoma" w:cs="Tahoma"/>
-                <w:b/>
-                <w:sz w:val="16"/>
-                <w:szCs w:val="16"/>
-              </w:rPr>
-              <w:t>-</w:t>
+              <w:t>PAN NO :-</w:t>
             </w:r>
             <w:r>
               <w:rPr>
@@ -1209,19 +1165,8 @@
                 <w:sz w:val="16"/>
                 <w:szCs w:val="16"/>
               </w:rPr>
-              <w:t xml:space="preserve">Container </w:t>
-            </w:r>
-            <w:proofErr w:type="gramStart"/>
-            <w:r>
-              <w:rPr>
-                <w:rFonts w:ascii="Tahoma" w:hAnsi="Tahoma" w:cs="Tahoma"/>
-                <w:b/>
-                <w:sz w:val="16"/>
-                <w:szCs w:val="16"/>
-              </w:rPr>
-              <w:t>No :</w:t>
-            </w:r>
-            <w:proofErr w:type="gramEnd"/>
+              <w:t>Container No :</w:t>
+            </w:r>
             <w:r>
               <w:rPr>
                 <w:rFonts w:ascii="Tahoma" w:hAnsi="Tahoma" w:cs="Tahoma"/>
@@ -1561,7 +1506,6 @@
               </w:rPr>
               <w:t xml:space="preserve">Transport Doc </w:t>
             </w:r>
-            <w:proofErr w:type="gramStart"/>
             <w:r>
               <w:rPr>
                 <w:rFonts w:ascii="Tahoma" w:hAnsi="Tahoma" w:cs="Tahoma"/>
@@ -1583,7 +1527,6 @@
               <w:t>{</w:t>
             </w:r>
             <w:proofErr w:type="spellStart"/>
-            <w:proofErr w:type="gramEnd"/>
             <w:r>
               <w:rPr>
                 <w:rFonts w:ascii="Consolas" w:hAnsi="Consolas" w:cs="Consolas"/>
@@ -1758,8 +1701,9 @@
           <w:p>
             <w:pPr>
               <w:rPr>
-                <w:rFonts w:ascii="Tahoma" w:hAnsi="Tahoma" w:cs="Tahoma"/>
-                <w:b/>
+                <w:rFonts w:ascii="Tahoma" w:eastAsia="Arial" w:hAnsi="Tahoma" w:cs="Tahoma"/>
+                <w:b/>
+                <w:bCs/>
                 <w:sz w:val="16"/>
                 <w:szCs w:val="16"/>
               </w:rPr>
@@ -1963,7 +1907,6 @@
                 <w:szCs w:val="16"/>
               </w:rPr>
             </w:pPr>
-            <w:proofErr w:type="gramStart"/>
             <w:r>
               <w:rPr>
                 <w:rFonts w:ascii="Tahoma" w:eastAsia="Arial" w:hAnsi="Tahoma" w:cs="Tahoma"/>
@@ -1972,9 +1915,9 @@
                 <w:sz w:val="16"/>
                 <w:szCs w:val="16"/>
               </w:rPr>
-              <w:t>Total :</w:t>
-            </w:r>
-            <w:proofErr w:type="gramEnd"/>
+              <w:t>Total : {</w:t>
+            </w:r>
+            <w:proofErr w:type="spellStart"/>
             <w:r>
               <w:rPr>
                 <w:rFonts w:ascii="Tahoma" w:eastAsia="Arial" w:hAnsi="Tahoma" w:cs="Tahoma"/>
@@ -1983,7 +1926,38 @@
                 <w:sz w:val="16"/>
                 <w:szCs w:val="16"/>
               </w:rPr>
-              <w:t xml:space="preserve"> {</w:t>
+              <w:t>GrandTotal</w:t>
+            </w:r>
+            <w:proofErr w:type="spellEnd"/>
+            <w:r>
+              <w:rPr>
+                <w:rFonts w:ascii="Tahoma" w:eastAsia="Arial" w:hAnsi="Tahoma" w:cs="Tahoma"/>
+                <w:b/>
+                <w:bCs/>
+                <w:sz w:val="16"/>
+                <w:szCs w:val="16"/>
+              </w:rPr>
+              <w:t>}</w:t>
+            </w:r>
+          </w:p>
+          <w:p>
+            <w:pPr>
+              <w:rPr>
+                <w:rFonts w:ascii="Tahoma" w:hAnsi="Tahoma" w:cs="Tahoma"/>
+                <w:b/>
+                <w:sz w:val="16"/>
+                <w:szCs w:val="16"/>
+              </w:rPr>
+            </w:pPr>
+            <w:r>
+              <w:rPr>
+                <w:rFonts w:ascii="Tahoma" w:eastAsia="Arial" w:hAnsi="Tahoma" w:cs="Tahoma"/>
+                <w:b/>
+                <w:bCs/>
+                <w:sz w:val="16"/>
+                <w:szCs w:val="16"/>
+              </w:rPr>
+              <w:t>In Words: {</w:t>
             </w:r>
             <w:proofErr w:type="spellStart"/>
             <w:r>
@@ -1994,7 +1968,7 @@
                 <w:sz w:val="16"/>
                 <w:szCs w:val="16"/>
               </w:rPr>
-              <w:t>GrandTotal</w:t>
+              <w:t>TotalInWords</w:t>
             </w:r>
             <w:proofErr w:type="spellEnd"/>
             <w:r>
@@ -2008,16 +1982,20 @@
               <w:t>}</w:t>
             </w:r>
           </w:p>
-          <w:p>
-            <w:pPr>
-              <w:rPr>
-                <w:rFonts w:ascii="Tahoma" w:hAnsi="Tahoma" w:cs="Tahoma"/>
-                <w:b/>
-                <w:sz w:val="16"/>
-                <w:szCs w:val="16"/>
-              </w:rPr>
-            </w:pPr>
-            <w:r>
+        </w:tc>
+      </w:tr>
+      <w:tr>
+        <w:trPr>
+          <w:trHeight w:val="296"/>
+        </w:trPr>
+        <w:tc>
+          <w:tcPr>
+            <w:tcW w:w="17910" w:type="dxa"/>
+            <w:gridSpan w:val="8"/>
+            <w:vAlign w:val="center"/>
+          </w:tcPr>
+          <w:p>
+            <w:pPr>
               <w:rPr>
                 <w:rFonts w:ascii="Tahoma" w:eastAsia="Arial" w:hAnsi="Tahoma" w:cs="Tahoma"/>
                 <w:b/>
@@ -2025,30 +2003,7 @@
                 <w:sz w:val="16"/>
                 <w:szCs w:val="16"/>
               </w:rPr>
-              <w:t>In Words: {</w:t>
-            </w:r>
-            <w:proofErr w:type="spellStart"/>
-            <w:r>
-              <w:rPr>
-                <w:rFonts w:ascii="Tahoma" w:eastAsia="Arial" w:hAnsi="Tahoma" w:cs="Tahoma"/>
-                <w:b/>
-                <w:bCs/>
-                <w:sz w:val="16"/>
-                <w:szCs w:val="16"/>
-              </w:rPr>
-              <w:t>TotalInWords</w:t>
-            </w:r>
-            <w:proofErr w:type="spellEnd"/>
-            <w:r>
-              <w:rPr>
-                <w:rFonts w:ascii="Tahoma" w:eastAsia="Arial" w:hAnsi="Tahoma" w:cs="Tahoma"/>
-                <w:b/>
-                <w:bCs/>
-                <w:sz w:val="16"/>
-                <w:szCs w:val="16"/>
-              </w:rPr>
-              <w:t>}</w:t>
-            </w:r>
+            </w:pPr>
           </w:p>
         </w:tc>
       </w:tr>
@@ -2111,20 +2066,8 @@
                 <w:sz w:val="16"/>
                 <w:szCs w:val="16"/>
               </w:rPr>
-              <w:t xml:space="preserve">For </w:t>
-            </w:r>
-            <w:proofErr w:type="gramStart"/>
-            <w:r>
-              <w:rPr>
-                <w:rFonts w:ascii="Tahoma" w:hAnsi="Tahoma" w:cs="Tahoma"/>
-                <w:b/>
-                <w:bCs/>
-                <w:sz w:val="16"/>
-                <w:szCs w:val="16"/>
-              </w:rPr>
-              <w:t>Payment :</w:t>
-            </w:r>
-            <w:proofErr w:type="gramEnd"/>
+              <w:t>For Payment :</w:t>
+            </w:r>
           </w:p>
         </w:tc>
         <w:tc>
@@ -2154,20 +2097,8 @@
                 <w:sz w:val="16"/>
                 <w:szCs w:val="16"/>
               </w:rPr>
-              <w:t xml:space="preserve">Bank </w:t>
-            </w:r>
-            <w:proofErr w:type="gramStart"/>
-            <w:r>
-              <w:rPr>
-                <w:rFonts w:ascii="Tahoma" w:hAnsi="Tahoma" w:cs="Tahoma"/>
-                <w:b/>
-                <w:bCs/>
-                <w:sz w:val="16"/>
-                <w:szCs w:val="16"/>
-              </w:rPr>
-              <w:t>Name :</w:t>
-            </w:r>
-            <w:proofErr w:type="gramEnd"/>
+              <w:t>Bank Name :</w:t>
+            </w:r>
           </w:p>
         </w:tc>
         <w:tc>
@@ -2247,20 +2178,8 @@
                 <w:sz w:val="16"/>
                 <w:szCs w:val="16"/>
               </w:rPr>
-              <w:t xml:space="preserve">Account </w:t>
-            </w:r>
-            <w:proofErr w:type="gramStart"/>
-            <w:r>
-              <w:rPr>
-                <w:rFonts w:ascii="Tahoma" w:hAnsi="Tahoma" w:cs="Tahoma"/>
-                <w:b/>
-                <w:bCs/>
-                <w:sz w:val="16"/>
-                <w:szCs w:val="16"/>
-              </w:rPr>
-              <w:t>No :</w:t>
-            </w:r>
-            <w:proofErr w:type="gramEnd"/>
+              <w:t>Account No :</w:t>
+            </w:r>
           </w:p>
         </w:tc>
         <w:tc>
@@ -2338,7 +2257,6 @@
                 <w:szCs w:val="16"/>
               </w:rPr>
             </w:pPr>
-            <w:proofErr w:type="gramStart"/>
             <w:r>
               <w:rPr>
                 <w:rFonts w:ascii="Tahoma" w:hAnsi="Tahoma" w:cs="Tahoma"/>
@@ -2349,7 +2267,6 @@
               </w:rPr>
               <w:t>Branch :</w:t>
             </w:r>
-            <w:proofErr w:type="gramEnd"/>
           </w:p>
         </w:tc>
         <w:tc>
@@ -2435,29 +2352,7 @@
                 <w:sz w:val="16"/>
                 <w:szCs w:val="16"/>
               </w:rPr>
-              <w:t xml:space="preserve">Bank </w:t>
-            </w:r>
-            <w:proofErr w:type="gramStart"/>
-            <w:r>
-              <w:rPr>
-                <w:rFonts w:ascii="Tahoma" w:hAnsi="Tahoma" w:cs="Tahoma"/>
-                <w:b/>
-                <w:bCs/>
-                <w:sz w:val="16"/>
-                <w:szCs w:val="16"/>
-              </w:rPr>
-              <w:t>Address :</w:t>
-            </w:r>
-            <w:proofErr w:type="gramEnd"/>
-            <w:r>
-              <w:rPr>
-                <w:rFonts w:ascii="Tahoma" w:hAnsi="Tahoma" w:cs="Tahoma"/>
-                <w:b/>
-                <w:bCs/>
-                <w:sz w:val="16"/>
-                <w:szCs w:val="16"/>
-              </w:rPr>
-              <w:t xml:space="preserve"> </w:t>
+              <w:t xml:space="preserve">Bank Address : </w:t>
             </w:r>
           </w:p>
         </w:tc>
@@ -2561,29 +2456,7 @@
                 <w:sz w:val="16"/>
                 <w:szCs w:val="16"/>
               </w:rPr>
-              <w:t xml:space="preserve"> above are true and </w:t>
-            </w:r>
-            <w:proofErr w:type="gramStart"/>
-            <w:r>
-              <w:rPr>
-                <w:rFonts w:ascii="Tahoma" w:hAnsi="Tahoma" w:cs="Tahoma"/>
-                <w:b/>
-                <w:bCs/>
-                <w:sz w:val="16"/>
-                <w:szCs w:val="16"/>
-              </w:rPr>
-              <w:t>correct  and</w:t>
-            </w:r>
-            <w:proofErr w:type="gramEnd"/>
-            <w:r>
-              <w:rPr>
-                <w:rFonts w:ascii="Tahoma" w:hAnsi="Tahoma" w:cs="Tahoma"/>
-                <w:b/>
-                <w:bCs/>
-                <w:sz w:val="16"/>
-                <w:szCs w:val="16"/>
-              </w:rPr>
-              <w:t xml:space="preserve"> the amount indicated  represents the price actually charged  and that there is no flow of additional Consideration directly  from buyers.</w:t>
+              <w:t xml:space="preserve"> above are true and correct  and the amount indicated  represents the price actually charged  and that there is no flow of additional Consideration directly  from buyers.</w:t>
             </w:r>
           </w:p>
           <w:p>
@@ -2710,7 +2583,6 @@
               </w:rPr>
               <w:t xml:space="preserve"> </w:t>
             </w:r>
-            <w:proofErr w:type="gramStart"/>
             <w:r>
               <w:rPr>
                 <w:rFonts w:ascii="Tahoma" w:hAnsi="Tahoma" w:cs="Tahoma"/>
@@ -2750,7 +2622,6 @@
               </w:rPr>
               <w:t>LIMITED</w:t>
             </w:r>
-            <w:proofErr w:type="gramEnd"/>
           </w:p>
         </w:tc>
       </w:tr>
@@ -2804,29 +2675,7 @@
                 <w:sz w:val="16"/>
                 <w:szCs w:val="16"/>
               </w:rPr>
-              <w:t xml:space="preserve"> above are true and </w:t>
-            </w:r>
-            <w:proofErr w:type="gramStart"/>
-            <w:r>
-              <w:rPr>
-                <w:rFonts w:ascii="Tahoma" w:hAnsi="Tahoma" w:cs="Tahoma"/>
-                <w:b/>
-                <w:bCs/>
-                <w:sz w:val="16"/>
-                <w:szCs w:val="16"/>
-              </w:rPr>
-              <w:t>correct  and</w:t>
-            </w:r>
-            <w:proofErr w:type="gramEnd"/>
-            <w:r>
-              <w:rPr>
-                <w:rFonts w:ascii="Tahoma" w:hAnsi="Tahoma" w:cs="Tahoma"/>
-                <w:b/>
-                <w:bCs/>
-                <w:sz w:val="16"/>
-                <w:szCs w:val="16"/>
-              </w:rPr>
-              <w:t xml:space="preserve"> the amount indicated  is provisional and additional consideration  will be received from the buyer on account of .</w:t>
+              <w:t xml:space="preserve"> above are true and correct  and the amount indicated  is provisional and additional consideration  will be received from the buyer on account of .</w:t>
             </w:r>
           </w:p>
           <w:p>
@@ -2920,18 +2769,7 @@
                 <w:sz w:val="16"/>
                 <w:szCs w:val="16"/>
               </w:rPr>
-              <w:t xml:space="preserve">All disputes are subject </w:t>
-            </w:r>
-            <w:proofErr w:type="gramStart"/>
-            <w:r>
-              <w:rPr>
-                <w:rFonts w:ascii="Tahoma" w:hAnsi="Tahoma" w:cs="Tahoma"/>
-                <w:b/>
-                <w:bCs/>
-                <w:sz w:val="16"/>
-                <w:szCs w:val="16"/>
-              </w:rPr>
-              <w:t xml:space="preserve">to </w:t>
+              <w:t xml:space="preserve">All disputes are subject to </w:t>
             </w:r>
             <w:r>
               <w:rPr>
@@ -2952,7 +2790,6 @@
               </w:rPr>
               <w:t>Ranchi</w:t>
             </w:r>
-            <w:proofErr w:type="gramEnd"/>
             <w:r>
               <w:rPr>
                 <w:rFonts w:ascii="Tahoma" w:hAnsi="Tahoma" w:cs="Tahoma"/>
@@ -3036,7 +2873,7 @@
 </file>
 
 <file path=word/endnotes.xml><?xml version="1.0" encoding="utf-8"?>
-<w:endnotes xmlns:wpc="http://schemas.microsoft.com/office/word/2010/wordprocessingCanvas" xmlns:cx="http://schemas.microsoft.com/office/drawing/2014/chartex" xmlns:cx1="http://schemas.microsoft.com/office/drawing/2015/9/8/chartex" xmlns:cx2="http://schemas.microsoft.com/office/drawing/2015/10/21/chartex" xmlns:cx3="http://schemas.microsoft.com/office/drawing/2016/5/9/chartex" xmlns:cx4="http://schemas.microsoft.com/office/drawing/2016/5/10/chartex" xmlns:cx5="http://schemas.microsoft.com/office/drawing/2016/5/11/chartex" xmlns:cx6="http://schemas.microsoft.com/office/drawing/2016/5/12/chartex" xmlns:cx7="http://schemas.microsoft.com/office/drawing/2016/5/13/chartex" xmlns:cx8="http://schemas.microsoft.com/office/drawing/2016/5/14/chartex" xmlns:mc="http://schemas.openxmlformats.org/markup-compatibility/2006" xmlns:aink="http://schemas.microsoft.com/office/drawing/2016/ink" xmlns:am3d="http://schemas.microsoft.com/office/drawing/2017/model3d" xmlns:o="urn:schemas-microsoft-com:office:office" xmlns:r="http://schemas.openxmlformats.org/officeDocument/2006/relationships" xmlns:m="http://schemas.openxmlformats.org/officeDocument/2006/math" xmlns:v="urn:schemas-microsoft-com:vml" xmlns:wp14="http://schemas.microsoft.com/office/word/2010/wordprocessingDrawing" xmlns:wp="http://schemas.openxmlformats.org/drawingml/2006/wordprocessingDrawing" xmlns:w10="urn:schemas-microsoft-com:office:word" xmlns:w="http://schemas.openxmlformats.org/wordprocessingml/2006/main" xmlns:w14="http://schemas.microsoft.com/office/word/2010/wordml" xmlns:w15="http://schemas.microsoft.com/office/word/2012/wordml" xmlns:w16cex="http://schemas.microsoft.com/office/word/2018/wordml/cex" xmlns:w16cid="http://schemas.microsoft.com/office/word/2016/wordml/cid" xmlns:w16="http://schemas.microsoft.com/office/word/2018/wordml" xmlns:w16sdtdh="http://schemas.microsoft.com/office/word/2020/wordml/sdtdatahash" xmlns:w16se="http://schemas.microsoft.com/office/word/2015/wordml/symex" xmlns:wpg="http://schemas.microsoft.com/office/word/2010/wordprocessingGroup" xmlns:wpi="http://schemas.microsoft.com/office/word/2010/wordprocessingInk" xmlns:wne="http://schemas.microsoft.com/office/word/2006/wordml" xmlns:wps="http://schemas.microsoft.com/office/word/2010/wordprocessingShape" mc:Ignorable="w14 w15 w16se w16cid w16 w16cex w16sdtdh wp14">
+<w:endnotes xmlns:wpc="http://schemas.microsoft.com/office/word/2010/wordprocessingCanvas" xmlns:cx="http://schemas.microsoft.com/office/drawing/2014/chartex" xmlns:cx1="http://schemas.microsoft.com/office/drawing/2015/9/8/chartex" xmlns:cx2="http://schemas.microsoft.com/office/drawing/2015/10/21/chartex" xmlns:cx3="http://schemas.microsoft.com/office/drawing/2016/5/9/chartex" xmlns:cx4="http://schemas.microsoft.com/office/drawing/2016/5/10/chartex" xmlns:cx5="http://schemas.microsoft.com/office/drawing/2016/5/11/chartex" xmlns:cx6="http://schemas.microsoft.com/office/drawing/2016/5/12/chartex" xmlns:cx7="http://schemas.microsoft.com/office/drawing/2016/5/13/chartex" xmlns:cx8="http://schemas.microsoft.com/office/drawing/2016/5/14/chartex" xmlns:mc="http://schemas.openxmlformats.org/markup-compatibility/2006" xmlns:aink="http://schemas.microsoft.com/office/drawing/2016/ink" xmlns:am3d="http://schemas.microsoft.com/office/drawing/2017/model3d" xmlns:o="urn:schemas-microsoft-com:office:office" xmlns:oel="http://schemas.microsoft.com/office/2019/extlst" xmlns:r="http://schemas.openxmlformats.org/officeDocument/2006/relationships" xmlns:m="http://schemas.openxmlformats.org/officeDocument/2006/math" xmlns:v="urn:schemas-microsoft-com:vml" xmlns:wp14="http://schemas.microsoft.com/office/word/2010/wordprocessingDrawing" xmlns:wp="http://schemas.openxmlformats.org/drawingml/2006/wordprocessingDrawing" xmlns:w10="urn:schemas-microsoft-com:office:word" xmlns:w="http://schemas.openxmlformats.org/wordprocessingml/2006/main" xmlns:w14="http://schemas.microsoft.com/office/word/2010/wordml" xmlns:w15="http://schemas.microsoft.com/office/word/2012/wordml" xmlns:w16cex="http://schemas.microsoft.com/office/word/2018/wordml/cex" xmlns:w16cid="http://schemas.microsoft.com/office/word/2016/wordml/cid" xmlns:w16="http://schemas.microsoft.com/office/word/2018/wordml" xmlns:w16du="http://schemas.microsoft.com/office/word/2023/wordml/word16du" xmlns:w16sdtdh="http://schemas.microsoft.com/office/word/2020/wordml/sdtdatahash" xmlns:w16se="http://schemas.microsoft.com/office/word/2015/wordml/symex" xmlns:wpg="http://schemas.microsoft.com/office/word/2010/wordprocessingGroup" xmlns:wpi="http://schemas.microsoft.com/office/word/2010/wordprocessingInk" xmlns:wne="http://schemas.microsoft.com/office/word/2006/wordml" xmlns:wps="http://schemas.microsoft.com/office/word/2010/wordprocessingShape" mc:Ignorable="w14 w15 w16se w16cid w16 w16cex w16sdtdh wp14">
   <w:endnote w:type="separator" w:id="-1">
     <w:p>
       <w:r>
@@ -3055,7 +2892,7 @@
 </file>
 
 <file path=word/footer1.xml><?xml version="1.0" encoding="utf-8"?>
-<w:ftr xmlns:wpc="http://schemas.microsoft.com/office/word/2010/wordprocessingCanvas" xmlns:cx="http://schemas.microsoft.com/office/drawing/2014/chartex" xmlns:cx1="http://schemas.microsoft.com/office/drawing/2015/9/8/chartex" xmlns:cx2="http://schemas.microsoft.com/office/drawing/2015/10/21/chartex" xmlns:cx3="http://schemas.microsoft.com/office/drawing/2016/5/9/chartex" xmlns:cx4="http://schemas.microsoft.com/office/drawing/2016/5/10/chartex" xmlns:cx5="http://schemas.microsoft.com/office/drawing/2016/5/11/chartex" xmlns:cx6="http://schemas.microsoft.com/office/drawing/2016/5/12/chartex" xmlns:cx7="http://schemas.microsoft.com/office/drawing/2016/5/13/chartex" xmlns:cx8="http://schemas.microsoft.com/office/drawing/2016/5/14/chartex" xmlns:mc="http://schemas.openxmlformats.org/markup-compatibility/2006" xmlns:aink="http://schemas.microsoft.com/office/drawing/2016/ink" xmlns:am3d="http://schemas.microsoft.com/office/drawing/2017/model3d" xmlns:o="urn:schemas-microsoft-com:office:office" xmlns:r="http://schemas.openxmlformats.org/officeDocument/2006/relationships" xmlns:m="http://schemas.openxmlformats.org/officeDocument/2006/math" xmlns:v="urn:schemas-microsoft-com:vml" xmlns:wp14="http://schemas.microsoft.com/office/word/2010/wordprocessingDrawing" xmlns:wp="http://schemas.openxmlformats.org/drawingml/2006/wordprocessingDrawing" xmlns:w10="urn:schemas-microsoft-com:office:word" xmlns:w="http://schemas.openxmlformats.org/wordprocessingml/2006/main" xmlns:w14="http://schemas.microsoft.com/office/word/2010/wordml" xmlns:w15="http://schemas.microsoft.com/office/word/2012/wordml" xmlns:w16cex="http://schemas.microsoft.com/office/word/2018/wordml/cex" xmlns:w16cid="http://schemas.microsoft.com/office/word/2016/wordml/cid" xmlns:w16="http://schemas.microsoft.com/office/word/2018/wordml" xmlns:w16sdtdh="http://schemas.microsoft.com/office/word/2020/wordml/sdtdatahash" xmlns:w16se="http://schemas.microsoft.com/office/word/2015/wordml/symex" xmlns:wpg="http://schemas.microsoft.com/office/word/2010/wordprocessingGroup" xmlns:wpi="http://schemas.microsoft.com/office/word/2010/wordprocessingInk" xmlns:wne="http://schemas.microsoft.com/office/word/2006/wordml" xmlns:wps="http://schemas.microsoft.com/office/word/2010/wordprocessingShape" mc:Ignorable="w14 w15 w16se w16cid w16 w16cex w16sdtdh wp14">
+<w:ftr xmlns:wpc="http://schemas.microsoft.com/office/word/2010/wordprocessingCanvas" xmlns:cx="http://schemas.microsoft.com/office/drawing/2014/chartex" xmlns:cx1="http://schemas.microsoft.com/office/drawing/2015/9/8/chartex" xmlns:cx2="http://schemas.microsoft.com/office/drawing/2015/10/21/chartex" xmlns:cx3="http://schemas.microsoft.com/office/drawing/2016/5/9/chartex" xmlns:cx4="http://schemas.microsoft.com/office/drawing/2016/5/10/chartex" xmlns:cx5="http://schemas.microsoft.com/office/drawing/2016/5/11/chartex" xmlns:cx6="http://schemas.microsoft.com/office/drawing/2016/5/12/chartex" xmlns:cx7="http://schemas.microsoft.com/office/drawing/2016/5/13/chartex" xmlns:cx8="http://schemas.microsoft.com/office/drawing/2016/5/14/chartex" xmlns:mc="http://schemas.openxmlformats.org/markup-compatibility/2006" xmlns:aink="http://schemas.microsoft.com/office/drawing/2016/ink" xmlns:am3d="http://schemas.microsoft.com/office/drawing/2017/model3d" xmlns:o="urn:schemas-microsoft-com:office:office" xmlns:oel="http://schemas.microsoft.com/office/2019/extlst" xmlns:r="http://schemas.openxmlformats.org/officeDocument/2006/relationships" xmlns:m="http://schemas.openxmlformats.org/officeDocument/2006/math" xmlns:v="urn:schemas-microsoft-com:vml" xmlns:wp14="http://schemas.microsoft.com/office/word/2010/wordprocessingDrawing" xmlns:wp="http://schemas.openxmlformats.org/drawingml/2006/wordprocessingDrawing" xmlns:w10="urn:schemas-microsoft-com:office:word" xmlns:w="http://schemas.openxmlformats.org/wordprocessingml/2006/main" xmlns:w14="http://schemas.microsoft.com/office/word/2010/wordml" xmlns:w15="http://schemas.microsoft.com/office/word/2012/wordml" xmlns:w16cex="http://schemas.microsoft.com/office/word/2018/wordml/cex" xmlns:w16cid="http://schemas.microsoft.com/office/word/2016/wordml/cid" xmlns:w16="http://schemas.microsoft.com/office/word/2018/wordml" xmlns:w16du="http://schemas.microsoft.com/office/word/2023/wordml/word16du" xmlns:w16sdtdh="http://schemas.microsoft.com/office/word/2020/wordml/sdtdatahash" xmlns:w16se="http://schemas.microsoft.com/office/word/2015/wordml/symex" xmlns:wpg="http://schemas.microsoft.com/office/word/2010/wordprocessingGroup" xmlns:wpi="http://schemas.microsoft.com/office/word/2010/wordprocessingInk" xmlns:wne="http://schemas.microsoft.com/office/word/2006/wordml" xmlns:wps="http://schemas.microsoft.com/office/word/2010/wordprocessingShape" mc:Ignorable="w14 w15 w16se w16cid w16 w16cex w16sdtdh wp14">
   <w:sdt>
     <w:sdtPr>
       <w:id w:val="1647311531"/>
@@ -3095,7 +2932,7 @@
             <w:szCs w:val="18"/>
             <w:lang w:val="en-IN"/>
           </w:rPr>
-          <w:t xml:space="preserve">Plot No 615, on Ranchi Tata Road </w:t>
+          <w:t>Plot No 615, on Ranchi Tata Road Vill-</w:t>
         </w:r>
         <w:proofErr w:type="spellStart"/>
         <w:r>
@@ -3106,7 +2943,7 @@
             <w:szCs w:val="18"/>
             <w:lang w:val="en-IN"/>
           </w:rPr>
-          <w:t>Vill-Panch</w:t>
+          <w:t>Panch</w:t>
         </w:r>
         <w:proofErr w:type="spellEnd"/>
         <w:r>
@@ -3173,7 +3010,7 @@
 </file>
 
 <file path=word/footnotes.xml><?xml version="1.0" encoding="utf-8"?>
-<w:footnotes xmlns:wpc="http://schemas.microsoft.com/office/word/2010/wordprocessingCanvas" xmlns:cx="http://schemas.microsoft.com/office/drawing/2014/chartex" xmlns:cx1="http://schemas.microsoft.com/office/drawing/2015/9/8/chartex" xmlns:cx2="http://schemas.microsoft.com/office/drawing/2015/10/21/chartex" xmlns:cx3="http://schemas.microsoft.com/office/drawing/2016/5/9/chartex" xmlns:cx4="http://schemas.microsoft.com/office/drawing/2016/5/10/chartex" xmlns:cx5="http://schemas.microsoft.com/office/drawing/2016/5/11/chartex" xmlns:cx6="http://schemas.microsoft.com/office/drawing/2016/5/12/chartex" xmlns:cx7="http://schemas.microsoft.com/office/drawing/2016/5/13/chartex" xmlns:cx8="http://schemas.microsoft.com/office/drawing/2016/5/14/chartex" xmlns:mc="http://schemas.openxmlformats.org/markup-compatibility/2006" xmlns:aink="http://schemas.microsoft.com/office/drawing/2016/ink" xmlns:am3d="http://schemas.microsoft.com/office/drawing/2017/model3d" xmlns:o="urn:schemas-microsoft-com:office:office" xmlns:r="http://schemas.openxmlformats.org/officeDocument/2006/relationships" xmlns:m="http://schemas.openxmlformats.org/officeDocument/2006/math" xmlns:v="urn:schemas-microsoft-com:vml" xmlns:wp14="http://schemas.microsoft.com/office/word/2010/wordprocessingDrawing" xmlns:wp="http://schemas.openxmlformats.org/drawingml/2006/wordprocessingDrawing" xmlns:w10="urn:schemas-microsoft-com:office:word" xmlns:w="http://schemas.openxmlformats.org/wordprocessingml/2006/main" xmlns:w14="http://schemas.microsoft.com/office/word/2010/wordml" xmlns:w15="http://schemas.microsoft.com/office/word/2012/wordml" xmlns:w16cex="http://schemas.microsoft.com/office/word/2018/wordml/cex" xmlns:w16cid="http://schemas.microsoft.com/office/word/2016/wordml/cid" xmlns:w16="http://schemas.microsoft.com/office/word/2018/wordml" xmlns:w16sdtdh="http://schemas.microsoft.com/office/word/2020/wordml/sdtdatahash" xmlns:w16se="http://schemas.microsoft.com/office/word/2015/wordml/symex" xmlns:wpg="http://schemas.microsoft.com/office/word/2010/wordprocessingGroup" xmlns:wpi="http://schemas.microsoft.com/office/word/2010/wordprocessingInk" xmlns:wne="http://schemas.microsoft.com/office/word/2006/wordml" xmlns:wps="http://schemas.microsoft.com/office/word/2010/wordprocessingShape" mc:Ignorable="w14 w15 w16se w16cid w16 w16cex w16sdtdh wp14">
+<w:footnotes xmlns:wpc="http://schemas.microsoft.com/office/word/2010/wordprocessingCanvas" xmlns:cx="http://schemas.microsoft.com/office/drawing/2014/chartex" xmlns:cx1="http://schemas.microsoft.com/office/drawing/2015/9/8/chartex" xmlns:cx2="http://schemas.microsoft.com/office/drawing/2015/10/21/chartex" xmlns:cx3="http://schemas.microsoft.com/office/drawing/2016/5/9/chartex" xmlns:cx4="http://schemas.microsoft.com/office/drawing/2016/5/10/chartex" xmlns:cx5="http://schemas.microsoft.com/office/drawing/2016/5/11/chartex" xmlns:cx6="http://schemas.microsoft.com/office/drawing/2016/5/12/chartex" xmlns:cx7="http://schemas.microsoft.com/office/drawing/2016/5/13/chartex" xmlns:cx8="http://schemas.microsoft.com/office/drawing/2016/5/14/chartex" xmlns:mc="http://schemas.openxmlformats.org/markup-compatibility/2006" xmlns:aink="http://schemas.microsoft.com/office/drawing/2016/ink" xmlns:am3d="http://schemas.microsoft.com/office/drawing/2017/model3d" xmlns:o="urn:schemas-microsoft-com:office:office" xmlns:oel="http://schemas.microsoft.com/office/2019/extlst" xmlns:r="http://schemas.openxmlformats.org/officeDocument/2006/relationships" xmlns:m="http://schemas.openxmlformats.org/officeDocument/2006/math" xmlns:v="urn:schemas-microsoft-com:vml" xmlns:wp14="http://schemas.microsoft.com/office/word/2010/wordprocessingDrawing" xmlns:wp="http://schemas.openxmlformats.org/drawingml/2006/wordprocessingDrawing" xmlns:w10="urn:schemas-microsoft-com:office:word" xmlns:w="http://schemas.openxmlformats.org/wordprocessingml/2006/main" xmlns:w14="http://schemas.microsoft.com/office/word/2010/wordml" xmlns:w15="http://schemas.microsoft.com/office/word/2012/wordml" xmlns:w16cex="http://schemas.microsoft.com/office/word/2018/wordml/cex" xmlns:w16cid="http://schemas.microsoft.com/office/word/2016/wordml/cid" xmlns:w16="http://schemas.microsoft.com/office/word/2018/wordml" xmlns:w16du="http://schemas.microsoft.com/office/word/2023/wordml/word16du" xmlns:w16sdtdh="http://schemas.microsoft.com/office/word/2020/wordml/sdtdatahash" xmlns:w16se="http://schemas.microsoft.com/office/word/2015/wordml/symex" xmlns:wpg="http://schemas.microsoft.com/office/word/2010/wordprocessingGroup" xmlns:wpi="http://schemas.microsoft.com/office/word/2010/wordprocessingInk" xmlns:wne="http://schemas.microsoft.com/office/word/2006/wordml" xmlns:wps="http://schemas.microsoft.com/office/word/2010/wordprocessingShape" mc:Ignorable="w14 w15 w16se w16cid w16 w16cex w16sdtdh wp14">
   <w:footnote w:type="separator" w:id="-1">
     <w:p>
       <w:r>
@@ -3192,7 +3029,7 @@
 </file>
 
 <file path=word/header1.xml><?xml version="1.0" encoding="utf-8"?>
-<w:hdr xmlns:wpc="http://schemas.microsoft.com/office/word/2010/wordprocessingCanvas" xmlns:cx="http://schemas.microsoft.com/office/drawing/2014/chartex" xmlns:cx1="http://schemas.microsoft.com/office/drawing/2015/9/8/chartex" xmlns:cx2="http://schemas.microsoft.com/office/drawing/2015/10/21/chartex" xmlns:cx3="http://schemas.microsoft.com/office/drawing/2016/5/9/chartex" xmlns:cx4="http://schemas.microsoft.com/office/drawing/2016/5/10/chartex" xmlns:cx5="http://schemas.microsoft.com/office/drawing/2016/5/11/chartex" xmlns:cx6="http://schemas.microsoft.com/office/drawing/2016/5/12/chartex" xmlns:cx7="http://schemas.microsoft.com/office/drawing/2016/5/13/chartex" xmlns:cx8="http://schemas.microsoft.com/office/drawing/2016/5/14/chartex" xmlns:mc="http://schemas.openxmlformats.org/markup-compatibility/2006" xmlns:aink="http://schemas.microsoft.com/office/drawing/2016/ink" xmlns:am3d="http://schemas.microsoft.com/office/drawing/2017/model3d" xmlns:o="urn:schemas-microsoft-com:office:office" xmlns:r="http://schemas.openxmlformats.org/officeDocument/2006/relationships" xmlns:m="http://schemas.openxmlformats.org/officeDocument/2006/math" xmlns:v="urn:schemas-microsoft-com:vml" xmlns:wp14="http://schemas.microsoft.com/office/word/2010/wordprocessingDrawing" xmlns:wp="http://schemas.openxmlformats.org/drawingml/2006/wordprocessingDrawing" xmlns:w10="urn:schemas-microsoft-com:office:word" xmlns:w="http://schemas.openxmlformats.org/wordprocessingml/2006/main" xmlns:w14="http://schemas.microsoft.com/office/word/2010/wordml" xmlns:w15="http://schemas.microsoft.com/office/word/2012/wordml" xmlns:w16cex="http://schemas.microsoft.com/office/word/2018/wordml/cex" xmlns:w16cid="http://schemas.microsoft.com/office/word/2016/wordml/cid" xmlns:w16="http://schemas.microsoft.com/office/word/2018/wordml" xmlns:w16sdtdh="http://schemas.microsoft.com/office/word/2020/wordml/sdtdatahash" xmlns:w16se="http://schemas.microsoft.com/office/word/2015/wordml/symex" xmlns:wpg="http://schemas.microsoft.com/office/word/2010/wordprocessingGroup" xmlns:wpi="http://schemas.microsoft.com/office/word/2010/wordprocessingInk" xmlns:wne="http://schemas.microsoft.com/office/word/2006/wordml" xmlns:wps="http://schemas.microsoft.com/office/word/2010/wordprocessingShape" mc:Ignorable="w14 w15 w16se w16cid w16 w16cex w16sdtdh wp14">
+<w:hdr xmlns:wpc="http://schemas.microsoft.com/office/word/2010/wordprocessingCanvas" xmlns:cx="http://schemas.microsoft.com/office/drawing/2014/chartex" xmlns:cx1="http://schemas.microsoft.com/office/drawing/2015/9/8/chartex" xmlns:cx2="http://schemas.microsoft.com/office/drawing/2015/10/21/chartex" xmlns:cx3="http://schemas.microsoft.com/office/drawing/2016/5/9/chartex" xmlns:cx4="http://schemas.microsoft.com/office/drawing/2016/5/10/chartex" xmlns:cx5="http://schemas.microsoft.com/office/drawing/2016/5/11/chartex" xmlns:cx6="http://schemas.microsoft.com/office/drawing/2016/5/12/chartex" xmlns:cx7="http://schemas.microsoft.com/office/drawing/2016/5/13/chartex" xmlns:cx8="http://schemas.microsoft.com/office/drawing/2016/5/14/chartex" xmlns:mc="http://schemas.openxmlformats.org/markup-compatibility/2006" xmlns:aink="http://schemas.microsoft.com/office/drawing/2016/ink" xmlns:am3d="http://schemas.microsoft.com/office/drawing/2017/model3d" xmlns:o="urn:schemas-microsoft-com:office:office" xmlns:oel="http://schemas.microsoft.com/office/2019/extlst" xmlns:r="http://schemas.openxmlformats.org/officeDocument/2006/relationships" xmlns:m="http://schemas.openxmlformats.org/officeDocument/2006/math" xmlns:v="urn:schemas-microsoft-com:vml" xmlns:wp14="http://schemas.microsoft.com/office/word/2010/wordprocessingDrawing" xmlns:wp="http://schemas.openxmlformats.org/drawingml/2006/wordprocessingDrawing" xmlns:w10="urn:schemas-microsoft-com:office:word" xmlns:w="http://schemas.openxmlformats.org/wordprocessingml/2006/main" xmlns:w14="http://schemas.microsoft.com/office/word/2010/wordml" xmlns:w15="http://schemas.microsoft.com/office/word/2012/wordml" xmlns:w16cex="http://schemas.microsoft.com/office/word/2018/wordml/cex" xmlns:w16cid="http://schemas.microsoft.com/office/word/2016/wordml/cid" xmlns:w16="http://schemas.microsoft.com/office/word/2018/wordml" xmlns:w16du="http://schemas.microsoft.com/office/word/2023/wordml/word16du" xmlns:w16sdtdh="http://schemas.microsoft.com/office/word/2020/wordml/sdtdatahash" xmlns:w16se="http://schemas.microsoft.com/office/word/2015/wordml/symex" xmlns:wpg="http://schemas.microsoft.com/office/word/2010/wordprocessingGroup" xmlns:wpi="http://schemas.microsoft.com/office/word/2010/wordprocessingInk" xmlns:wne="http://schemas.microsoft.com/office/word/2006/wordml" xmlns:wps="http://schemas.microsoft.com/office/word/2010/wordprocessingShape" mc:Ignorable="w14 w15 w16se w16cid w16 w16cex w16sdtdh wp14">
   <w:p>
     <w:pPr>
       <w:pStyle w:val="Header"/>
@@ -3411,7 +3248,7 @@
 </file>
 
 <file path=word/numbering.xml><?xml version="1.0" encoding="utf-8"?>
-<w:numbering xmlns:wpc="http://schemas.microsoft.com/office/word/2010/wordprocessingCanvas" xmlns:cx="http://schemas.microsoft.com/office/drawing/2014/chartex" xmlns:cx1="http://schemas.microsoft.com/office/drawing/2015/9/8/chartex" xmlns:cx2="http://schemas.microsoft.com/office/drawing/2015/10/21/chartex" xmlns:cx3="http://schemas.microsoft.com/office/drawing/2016/5/9/chartex" xmlns:cx4="http://schemas.microsoft.com/office/drawing/2016/5/10/chartex" xmlns:cx5="http://schemas.microsoft.com/office/drawing/2016/5/11/chartex" xmlns:cx6="http://schemas.microsoft.com/office/drawing/2016/5/12/chartex" xmlns:cx7="http://schemas.microsoft.com/office/drawing/2016/5/13/chartex" xmlns:cx8="http://schemas.microsoft.com/office/drawing/2016/5/14/chartex" xmlns:mc="http://schemas.openxmlformats.org/markup-compatibility/2006" xmlns:aink="http://schemas.microsoft.com/office/drawing/2016/ink" xmlns:am3d="http://schemas.microsoft.com/office/drawing/2017/model3d" xmlns:o="urn:schemas-microsoft-com:office:office" xmlns:r="http://schemas.openxmlformats.org/officeDocument/2006/relationships" xmlns:m="http://schemas.openxmlformats.org/officeDocument/2006/math" xmlns:v="urn:schemas-microsoft-com:vml" xmlns:wp14="http://schemas.microsoft.com/office/word/2010/wordprocessingDrawing" xmlns:wp="http://schemas.openxmlformats.org/drawingml/2006/wordprocessingDrawing" xmlns:w10="urn:schemas-microsoft-com:office:word" xmlns:w="http://schemas.openxmlformats.org/wordprocessingml/2006/main" xmlns:w14="http://schemas.microsoft.com/office/word/2010/wordml" xmlns:w15="http://schemas.microsoft.com/office/word/2012/wordml" xmlns:w16cex="http://schemas.microsoft.com/office/word/2018/wordml/cex" xmlns:w16cid="http://schemas.microsoft.com/office/word/2016/wordml/cid" xmlns:w16="http://schemas.microsoft.com/office/word/2018/wordml" xmlns:w16sdtdh="http://schemas.microsoft.com/office/word/2020/wordml/sdtdatahash" xmlns:w16se="http://schemas.microsoft.com/office/word/2015/wordml/symex" xmlns:wpg="http://schemas.microsoft.com/office/word/2010/wordprocessingGroup" xmlns:wpi="http://schemas.microsoft.com/office/word/2010/wordprocessingInk" xmlns:wne="http://schemas.microsoft.com/office/word/2006/wordml" xmlns:wps="http://schemas.microsoft.com/office/word/2010/wordprocessingShape" mc:Ignorable="w14 w15 w16se w16cid w16 w16cex w16sdtdh wp14">
+<w:numbering xmlns:wpc="http://schemas.microsoft.com/office/word/2010/wordprocessingCanvas" xmlns:cx="http://schemas.microsoft.com/office/drawing/2014/chartex" xmlns:cx1="http://schemas.microsoft.com/office/drawing/2015/9/8/chartex" xmlns:cx2="http://schemas.microsoft.com/office/drawing/2015/10/21/chartex" xmlns:cx3="http://schemas.microsoft.com/office/drawing/2016/5/9/chartex" xmlns:cx4="http://schemas.microsoft.com/office/drawing/2016/5/10/chartex" xmlns:cx5="http://schemas.microsoft.com/office/drawing/2016/5/11/chartex" xmlns:cx6="http://schemas.microsoft.com/office/drawing/2016/5/12/chartex" xmlns:cx7="http://schemas.microsoft.com/office/drawing/2016/5/13/chartex" xmlns:cx8="http://schemas.microsoft.com/office/drawing/2016/5/14/chartex" xmlns:mc="http://schemas.openxmlformats.org/markup-compatibility/2006" xmlns:aink="http://schemas.microsoft.com/office/drawing/2016/ink" xmlns:am3d="http://schemas.microsoft.com/office/drawing/2017/model3d" xmlns:o="urn:schemas-microsoft-com:office:office" xmlns:oel="http://schemas.microsoft.com/office/2019/extlst" xmlns:r="http://schemas.openxmlformats.org/officeDocument/2006/relationships" xmlns:m="http://schemas.openxmlformats.org/officeDocument/2006/math" xmlns:v="urn:schemas-microsoft-com:vml" xmlns:wp14="http://schemas.microsoft.com/office/word/2010/wordprocessingDrawing" xmlns:wp="http://schemas.openxmlformats.org/drawingml/2006/wordprocessingDrawing" xmlns:w10="urn:schemas-microsoft-com:office:word" xmlns:w="http://schemas.openxmlformats.org/wordprocessingml/2006/main" xmlns:w14="http://schemas.microsoft.com/office/word/2010/wordml" xmlns:w15="http://schemas.microsoft.com/office/word/2012/wordml" xmlns:w16cex="http://schemas.microsoft.com/office/word/2018/wordml/cex" xmlns:w16cid="http://schemas.microsoft.com/office/word/2016/wordml/cid" xmlns:w16="http://schemas.microsoft.com/office/word/2018/wordml" xmlns:w16du="http://schemas.microsoft.com/office/word/2023/wordml/word16du" xmlns:w16sdtdh="http://schemas.microsoft.com/office/word/2020/wordml/sdtdatahash" xmlns:w16se="http://schemas.microsoft.com/office/word/2015/wordml/symex" xmlns:wpg="http://schemas.microsoft.com/office/word/2010/wordprocessingGroup" xmlns:wpi="http://schemas.microsoft.com/office/word/2010/wordprocessingInk" xmlns:wne="http://schemas.microsoft.com/office/word/2006/wordml" xmlns:wps="http://schemas.microsoft.com/office/word/2010/wordprocessingShape" mc:Ignorable="w14 w15 w16se w16cid w16 w16cex w16sdtdh wp14">
   <w:abstractNum w:abstractNumId="0" w15:restartNumberingAfterBreak="0">
     <w:nsid w:val="19365752"/>
     <w:multiLevelType w:val="hybridMultilevel"/>
@@ -3654,16 +3491,16 @@
       <w:lvlJc w:val="left"/>
     </w:lvl>
   </w:abstractNum>
-  <w:num w:numId="1">
+  <w:num w:numId="1" w16cid:durableId="713236788">
     <w:abstractNumId w:val="2"/>
   </w:num>
-  <w:num w:numId="2">
+  <w:num w:numId="2" w16cid:durableId="323895352">
     <w:abstractNumId w:val="3"/>
   </w:num>
-  <w:num w:numId="3">
+  <w:num w:numId="3" w16cid:durableId="946883993">
     <w:abstractNumId w:val="1"/>
   </w:num>
-  <w:num w:numId="4">
+  <w:num w:numId="4" w16cid:durableId="1851531490">
     <w:abstractNumId w:val="0"/>
   </w:num>
 </w:numbering>
